--- a/Historias de usuario.docx
+++ b/Historias de usuario.docx
@@ -515,17 +515,9 @@
     </w:p>
     <w:p>
       <w:pPr>
-        <w:ind w:left="158" w:firstLine="0"/>
-      </w:pPr>
-    </w:p>
-    <w:p>
-      <w:pPr>
         <w:spacing w:after="14" w:line="259" w:lineRule="auto"/>
         <w:ind w:left="0" w:firstLine="0"/>
       </w:pPr>
-      <w:r>
-        <w:t xml:space="preserve"> </w:t>
-      </w:r>
     </w:p>
     <w:p>
       <w:pPr>
@@ -598,12 +590,123 @@
     </w:p>
     <w:p>
       <w:pPr>
+        <w:ind w:left="142" w:firstLine="0"/>
+      </w:pPr>
+    </w:p>
+    <w:p>
+      <w:pPr>
+        <w:ind w:left="0" w:firstLine="0"/>
+      </w:pPr>
+      <w:r>
+        <w:rPr>
+          <w:b/>
+          <w:bCs/>
+        </w:rPr>
+        <w:t>DoD de equipo:</w:t>
+      </w:r>
+    </w:p>
+    <w:p>
+      <w:pPr>
+        <w:numPr>
+          <w:ilvl w:val="0"/>
+          <w:numId w:val="5"/>
+        </w:numPr>
+      </w:pPr>
+      <w:r>
+        <w:t>Pruebas unitarias que simulan el encolado asíncrono y los 3 reintentos ante fallos.</w:t>
+      </w:r>
+    </w:p>
+    <w:p>
+      <w:pPr>
+        <w:numPr>
+          <w:ilvl w:val="0"/>
+          <w:numId w:val="5"/>
+        </w:numPr>
+      </w:pPr>
+      <w:r>
+        <w:t>Pruebas de integración con la plantilla de correo y renderizado del código QR.</w:t>
+      </w:r>
+    </w:p>
+    <w:p>
+      <w:pPr>
+        <w:numPr>
+          <w:ilvl w:val="0"/>
+          <w:numId w:val="5"/>
+        </w:numPr>
+      </w:pPr>
+      <w:r>
+        <w:t>Revisión de código enfocada en el manejo asíncrono y gestión de errores.</w:t>
+      </w:r>
+    </w:p>
+    <w:p>
+      <w:pPr>
+        <w:ind w:left="720" w:firstLine="0"/>
+      </w:pPr>
+    </w:p>
+    <w:p>
+      <w:pPr>
+        <w:ind w:left="0" w:firstLine="0"/>
+      </w:pPr>
+      <w:r>
+        <w:rPr>
+          <w:b/>
+          <w:bCs/>
+        </w:rPr>
+        <w:t>DoD de integración:</w:t>
+      </w:r>
+    </w:p>
+    <w:p>
+      <w:pPr>
+        <w:numPr>
+          <w:ilvl w:val="0"/>
+          <w:numId w:val="14"/>
+        </w:numPr>
+      </w:pPr>
+      <w:r>
+        <w:lastRenderedPageBreak/>
+        <w:t>Verificación de</w:t>
+      </w:r>
+      <w:r>
+        <w:t xml:space="preserve"> cumplimiento de</w:t>
+      </w:r>
+      <w:r>
+        <w:t xml:space="preserve"> contrato entre el módulo de Entradas y Notificaciones.</w:t>
+      </w:r>
+    </w:p>
+    <w:p>
+      <w:pPr>
+        <w:numPr>
+          <w:ilvl w:val="0"/>
+          <w:numId w:val="14"/>
+        </w:numPr>
+      </w:pPr>
+      <w:r>
+        <w:t xml:space="preserve">Verificación de la recepción de eventos emitidos </w:t>
+      </w:r>
+      <w:r>
+        <w:t>desde Entradas.</w:t>
+      </w:r>
+    </w:p>
+    <w:p>
+      <w:pPr>
+        <w:numPr>
+          <w:ilvl w:val="0"/>
+          <w:numId w:val="14"/>
+        </w:numPr>
+      </w:pPr>
+      <w:r>
+        <w:t>Confirmación de que Entradas recibe la respuesta asíncrona</w:t>
+      </w:r>
+      <w:r>
+        <w:t>.</w:t>
+      </w:r>
+    </w:p>
+    <w:p/>
+    <w:p>
+      <w:pPr>
         <w:spacing w:after="11" w:line="259" w:lineRule="auto"/>
-        <w:ind w:left="14" w:firstLine="0"/>
-      </w:pPr>
-      <w:r>
-        <w:t xml:space="preserve">  </w:t>
-      </w:r>
+        <w:ind w:left="0" w:firstLine="0"/>
+      </w:pPr>
     </w:p>
     <w:p>
       <w:pPr>
@@ -632,7 +735,7 @@
     </w:p>
     <w:p>
       <w:pPr>
-        <w:ind w:left="9"/>
+        <w:ind w:left="-1" w:firstLine="0"/>
       </w:pPr>
       <w:r>
         <w:t xml:space="preserve">Como asistente a un evento, quiero recibir un recordatorio antes de que comience el evento, para no olvidarlo. </w:t>
@@ -656,7 +759,6 @@
         <w:rPr>
           <w:b/>
         </w:rPr>
-        <w:lastRenderedPageBreak/>
         <w:t>Criterios de aceptación:</w:t>
       </w:r>
       <w:r>
@@ -831,21 +933,64 @@
     </w:p>
     <w:p>
       <w:pPr>
-        <w:spacing w:after="14" w:line="259" w:lineRule="auto"/>
         <w:ind w:left="0" w:firstLine="0"/>
       </w:pPr>
-      <w:r>
-        <w:t xml:space="preserve">  </w:t>
-      </w:r>
+    </w:p>
+    <w:p>
+      <w:pPr>
+        <w:ind w:left="0" w:firstLine="0"/>
+      </w:pPr>
+      <w:r>
+        <w:rPr>
+          <w:b/>
+          <w:bCs/>
+        </w:rPr>
+        <w:t>DoD de equipo:</w:t>
+      </w:r>
+    </w:p>
+    <w:p>
+      <w:pPr>
+        <w:numPr>
+          <w:ilvl w:val="0"/>
+          <w:numId w:val="8"/>
+        </w:numPr>
+      </w:pPr>
+      <w:r>
+        <w:t>Pruebas unitarias sobre la lógica de temporización (24h antes e inmediato según la fecha de emisión).</w:t>
+      </w:r>
+    </w:p>
+    <w:p>
+      <w:pPr>
+        <w:numPr>
+          <w:ilvl w:val="0"/>
+          <w:numId w:val="8"/>
+        </w:numPr>
+      </w:pPr>
+      <w:r>
+        <w:t>Pruebas de interfaz para la interacción y redirección al detalle del evento.</w:t>
+      </w:r>
+    </w:p>
+    <w:p>
+      <w:pPr>
+        <w:numPr>
+          <w:ilvl w:val="0"/>
+          <w:numId w:val="8"/>
+        </w:numPr>
+      </w:pPr>
+      <w:r>
+        <w:t>Revisión de código verificando los controles de acceso y autenticación.</w:t>
+      </w:r>
+    </w:p>
+    <w:p>
+      <w:pPr>
+        <w:ind w:left="720" w:firstLine="0"/>
+      </w:pPr>
     </w:p>
     <w:p>
       <w:pPr>
         <w:spacing w:after="0" w:line="259" w:lineRule="auto"/>
-        <w:ind w:left="14" w:firstLine="0"/>
-      </w:pPr>
-      <w:r>
-        <w:t xml:space="preserve">  </w:t>
-      </w:r>
+        <w:ind w:left="0" w:firstLine="0"/>
+      </w:pPr>
     </w:p>
     <w:p>
       <w:pPr>
@@ -919,7 +1064,15 @@
         <w:ind w:hanging="158"/>
       </w:pPr>
       <w:r>
-        <w:t>El sistema muestra todas las notificaciones del usuario en el centro de notificaciones. – Las notificaciones se presentan ordenadas cronol</w:t>
+        <w:t>El sistema muestra todas las notificaciones del usuario en el centro de notificaciones.</w:t>
+      </w:r>
+    </w:p>
+    <w:p>
+      <w:pPr>
+        <w:ind w:left="-16" w:firstLine="0"/>
+      </w:pPr>
+      <w:r>
+        <w:t>– Las notificaciones se presentan ordenadas cronol</w:t>
       </w:r>
       <w:r>
         <w:t>ó</w:t>
@@ -943,6 +1096,7 @@
         <w:ind w:hanging="158"/>
       </w:pPr>
       <w:r>
+        <w:lastRenderedPageBreak/>
         <w:t>Cada notificaci</w:t>
       </w:r>
       <w:r>
@@ -1063,11 +1217,8 @@
     <w:p>
       <w:pPr>
         <w:spacing w:after="14" w:line="259" w:lineRule="auto"/>
-        <w:ind w:left="14" w:firstLine="0"/>
-      </w:pPr>
-      <w:r>
-        <w:t xml:space="preserve"> </w:t>
-      </w:r>
+        <w:ind w:left="0" w:firstLine="0"/>
+      </w:pPr>
     </w:p>
     <w:p>
       <w:pPr>
@@ -1075,8 +1226,105 @@
         <w:ind w:left="14" w:firstLine="0"/>
       </w:pPr>
       <w:r>
-        <w:t xml:space="preserve"> </w:t>
-      </w:r>
+        <w:rPr>
+          <w:b/>
+          <w:bCs/>
+        </w:rPr>
+        <w:t>DoD de equipo:</w:t>
+      </w:r>
+    </w:p>
+    <w:p>
+      <w:pPr>
+        <w:numPr>
+          <w:ilvl w:val="0"/>
+          <w:numId w:val="10"/>
+        </w:numPr>
+        <w:spacing w:after="14" w:line="259" w:lineRule="auto"/>
+      </w:pPr>
+      <w:r>
+        <w:t>Pruebas unitarias del ordenamiento cronológico y manejo de estados de error.</w:t>
+      </w:r>
+    </w:p>
+    <w:p>
+      <w:pPr>
+        <w:numPr>
+          <w:ilvl w:val="0"/>
+          <w:numId w:val="10"/>
+        </w:numPr>
+        <w:spacing w:after="14" w:line="259" w:lineRule="auto"/>
+      </w:pPr>
+      <w:r>
+        <w:t>Pruebas de interfaz sobre el panel de notificaciones en diferentes</w:t>
+      </w:r>
+      <w:r>
+        <w:t xml:space="preserve"> pantallas</w:t>
+      </w:r>
+      <w:r>
+        <w:t>.</w:t>
+      </w:r>
+    </w:p>
+    <w:p>
+      <w:pPr>
+        <w:numPr>
+          <w:ilvl w:val="0"/>
+          <w:numId w:val="10"/>
+        </w:numPr>
+        <w:spacing w:after="14" w:line="259" w:lineRule="auto"/>
+      </w:pPr>
+      <w:r>
+        <w:t>Revisión de código asegurando la validación del token de autenticación</w:t>
+      </w:r>
+      <w:r>
+        <w:t xml:space="preserve"> y que muestre notificaciones asociadas a su ID.</w:t>
+      </w:r>
+    </w:p>
+    <w:p>
+      <w:pPr>
+        <w:spacing w:after="14" w:line="259" w:lineRule="auto"/>
+        <w:ind w:left="360" w:firstLine="0"/>
+      </w:pPr>
+    </w:p>
+    <w:p>
+      <w:r>
+        <w:rPr>
+          <w:b/>
+          <w:bCs/>
+        </w:rPr>
+        <w:t>DoD de integración:</w:t>
+      </w:r>
+    </w:p>
+    <w:p>
+      <w:pPr>
+        <w:numPr>
+          <w:ilvl w:val="0"/>
+          <w:numId w:val="16"/>
+        </w:numPr>
+      </w:pPr>
+      <w:r>
+        <w:t xml:space="preserve">Verificación del </w:t>
+      </w:r>
+      <w:proofErr w:type="spellStart"/>
+      <w:r>
+        <w:t>endpoint</w:t>
+      </w:r>
+      <w:proofErr w:type="spellEnd"/>
+      <w:r>
+        <w:t xml:space="preserve"> del centro de notificaciones frente al </w:t>
+      </w:r>
+      <w:proofErr w:type="spellStart"/>
+      <w:r>
+        <w:t>gateway</w:t>
+      </w:r>
+      <w:proofErr w:type="spellEnd"/>
+      <w:r>
+        <w:t xml:space="preserve"> de autenticación.</w:t>
+      </w:r>
+    </w:p>
+    <w:p>
+      <w:pPr>
+        <w:spacing w:after="14" w:line="259" w:lineRule="auto"/>
+        <w:ind w:left="0" w:firstLine="0"/>
+      </w:pPr>
     </w:p>
     <w:p>
       <w:pPr>
@@ -1108,7 +1356,7 @@
         <w:ind w:left="9"/>
       </w:pPr>
       <w:r>
-        <w:t xml:space="preserve">Como usuario, quiero marcar una o varias notificaciones como leí das, para mantener organizado mi centro de notificaciones. </w:t>
+        <w:t xml:space="preserve">Como usuario, quiero marcar una o varias notificaciones como leídas, para mantener organizado mi centro de notificaciones. </w:t>
       </w:r>
     </w:p>
     <w:p>
@@ -1144,7 +1392,6 @@
         <w:ind w:hanging="158"/>
       </w:pPr>
       <w:r>
-        <w:lastRenderedPageBreak/>
         <w:t xml:space="preserve">Las notificaciones no leídas se distinguen mediante una tipografía resaltada. </w:t>
       </w:r>
     </w:p>
@@ -1266,12 +1513,48 @@
     </w:p>
     <w:p>
       <w:pPr>
+        <w:ind w:left="0" w:firstLine="0"/>
+      </w:pPr>
+    </w:p>
+    <w:p>
+      <w:pPr>
+        <w:ind w:left="0" w:firstLine="0"/>
+      </w:pPr>
+      <w:r>
+        <w:rPr>
+          <w:b/>
+          <w:bCs/>
+        </w:rPr>
+        <w:t>DoD de equipo:</w:t>
+      </w:r>
+    </w:p>
+    <w:p>
+      <w:pPr>
+        <w:numPr>
+          <w:ilvl w:val="0"/>
+          <w:numId w:val="12"/>
+        </w:numPr>
+      </w:pPr>
+      <w:r>
+        <w:t>Pruebas unitarias para la actualización individual y masiva del estado de lectura.</w:t>
+      </w:r>
+    </w:p>
+    <w:p>
+      <w:pPr>
+        <w:numPr>
+          <w:ilvl w:val="0"/>
+          <w:numId w:val="12"/>
+        </w:numPr>
+      </w:pPr>
+      <w:r>
+        <w:t>Pruebas de UI/UX verificando el cambio correcto de estilos CSS según el estado de lectura.</w:t>
+      </w:r>
+    </w:p>
+    <w:p>
+      <w:pPr>
         <w:spacing w:line="259" w:lineRule="auto"/>
-        <w:ind w:left="14" w:firstLine="0"/>
-      </w:pPr>
-      <w:r>
-        <w:t xml:space="preserve"> </w:t>
-      </w:r>
+        <w:ind w:left="0" w:firstLine="0"/>
+      </w:pPr>
     </w:p>
     <w:p>
       <w:pPr>
@@ -1295,6 +1578,7 @@
         <w:ind w:left="0" w:firstLine="0"/>
       </w:pPr>
       <w:r>
+        <w:lastRenderedPageBreak/>
         <w:t xml:space="preserve"> </w:t>
       </w:r>
     </w:p>
@@ -1548,21 +1832,108 @@
     </w:p>
     <w:p>
       <w:pPr>
-        <w:spacing w:after="14" w:line="259" w:lineRule="auto"/>
         <w:ind w:left="0" w:firstLine="0"/>
       </w:pPr>
+    </w:p>
+    <w:p>
+      <w:pPr>
+        <w:ind w:left="0" w:firstLine="0"/>
+      </w:pPr>
+      <w:r>
+        <w:rPr>
+          <w:b/>
+          <w:bCs/>
+        </w:rPr>
+        <w:t>DoD de equipo:</w:t>
+      </w:r>
+    </w:p>
+    <w:p>
+      <w:pPr>
+        <w:numPr>
+          <w:ilvl w:val="0"/>
+          <w:numId w:val="18"/>
+        </w:numPr>
+      </w:pPr>
+      <w:r>
+        <w:t>C</w:t>
+      </w:r>
+      <w:r>
+        <w:t>omproba</w:t>
+      </w:r>
+      <w:r>
+        <w:t xml:space="preserve">r </w:t>
+      </w:r>
+      <w:r>
+        <w:t xml:space="preserve">el </w:t>
+      </w:r>
+      <w:r>
+        <w:t>cambio</w:t>
+      </w:r>
       <w:r>
         <w:t xml:space="preserve"> </w:t>
       </w:r>
+      <w:proofErr w:type="spellStart"/>
+      <w:r>
+        <w:t>delete</w:t>
+      </w:r>
+      <w:proofErr w:type="spellEnd"/>
+      <w:r>
+        <w:t xml:space="preserve"> en base de datos.</w:t>
+      </w:r>
+    </w:p>
+    <w:p>
+      <w:pPr>
+        <w:numPr>
+          <w:ilvl w:val="0"/>
+          <w:numId w:val="18"/>
+        </w:numPr>
+      </w:pPr>
+      <w:r>
+        <w:t xml:space="preserve">Pruebas de UI sobre el evento de presión prolongada </w:t>
+      </w:r>
+      <w:r>
+        <w:t xml:space="preserve">de </w:t>
+      </w:r>
+      <w:r>
+        <w:t xml:space="preserve">2 segundos y </w:t>
+      </w:r>
+      <w:r>
+        <w:t xml:space="preserve">su </w:t>
+      </w:r>
+      <w:r>
+        <w:t>confirmación.</w:t>
+      </w:r>
+    </w:p>
+    <w:p>
+      <w:pPr>
+        <w:numPr>
+          <w:ilvl w:val="0"/>
+          <w:numId w:val="18"/>
+        </w:numPr>
+      </w:pPr>
+      <w:r>
+        <w:t>Revisión de</w:t>
+      </w:r>
+      <w:r>
+        <w:t xml:space="preserve">l </w:t>
+      </w:r>
+      <w:proofErr w:type="spellStart"/>
+      <w:r>
+        <w:t>front</w:t>
+      </w:r>
+      <w:proofErr w:type="spellEnd"/>
+      <w:r>
+        <w:t xml:space="preserve"> y back </w:t>
+      </w:r>
+      <w:r>
+        <w:t>asegurando que las consultas descarten registros eliminados.</w:t>
+      </w:r>
     </w:p>
     <w:p>
       <w:pPr>
         <w:spacing w:after="0" w:line="259" w:lineRule="auto"/>
-        <w:ind w:left="14" w:firstLine="0"/>
-      </w:pPr>
-      <w:r>
-        <w:t xml:space="preserve"> </w:t>
-      </w:r>
+        <w:ind w:left="0" w:firstLine="0"/>
+      </w:pPr>
     </w:p>
     <w:p>
       <w:pPr>
@@ -1654,7 +2025,6 @@
         <w:ind w:hanging="158"/>
       </w:pPr>
       <w:r>
-        <w:lastRenderedPageBreak/>
         <w:t>La notificaci</w:t>
       </w:r>
       <w:r>
@@ -1792,6 +2162,7 @@
         <w:ind w:hanging="158"/>
       </w:pPr>
       <w:r>
+        <w:lastRenderedPageBreak/>
         <w:t>Solo los usuarios autenticados que hayan comprado una o m</w:t>
       </w:r>
       <w:r>
@@ -1836,14 +2207,9 @@
       <w:r>
         <w:t xml:space="preserve">Un usuario que no posea una entrada activa para el evento no </w:t>
       </w:r>
-      <w:proofErr w:type="spellStart"/>
-      <w:r>
-        <w:t>est</w:t>
-      </w:r>
-      <w:r>
-        <w:t>a</w:t>
-      </w:r>
-      <w:proofErr w:type="spellEnd"/>
+      <w:r>
+        <w:t>está</w:t>
+      </w:r>
       <w:r>
         <w:t xml:space="preserve"> autorizado a recibir la notificaci</w:t>
       </w:r>
@@ -1859,6 +2225,115 @@
       <w:r>
         <w:t xml:space="preserve">n o cambio. </w:t>
       </w:r>
+    </w:p>
+    <w:p>
+      <w:pPr>
+        <w:ind w:left="0" w:firstLine="0"/>
+      </w:pPr>
+    </w:p>
+    <w:p>
+      <w:pPr>
+        <w:ind w:left="0" w:firstLine="0"/>
+      </w:pPr>
+      <w:r>
+        <w:rPr>
+          <w:b/>
+          <w:bCs/>
+        </w:rPr>
+        <w:t>DoD de equipo:</w:t>
+      </w:r>
+    </w:p>
+    <w:p>
+      <w:pPr>
+        <w:numPr>
+          <w:ilvl w:val="0"/>
+          <w:numId w:val="21"/>
+        </w:numPr>
+      </w:pPr>
+      <w:r>
+        <w:t>Pruebas unitarias para la iteración masiva de envíos y lógica de reintentos.</w:t>
+      </w:r>
+    </w:p>
+    <w:p>
+      <w:pPr>
+        <w:numPr>
+          <w:ilvl w:val="0"/>
+          <w:numId w:val="21"/>
+        </w:numPr>
+      </w:pPr>
+      <w:r>
+        <w:t>Pruebas de integración con la notificación de retorno hacia el organizador.</w:t>
+      </w:r>
+    </w:p>
+    <w:p/>
+    <w:p>
+      <w:pPr>
+        <w:ind w:left="0" w:firstLine="0"/>
+        <w:rPr>
+          <w:b/>
+          <w:bCs/>
+        </w:rPr>
+      </w:pPr>
+      <w:r>
+        <w:rPr>
+          <w:b/>
+          <w:bCs/>
+        </w:rPr>
+        <w:t>DoD de integración:</w:t>
+      </w:r>
+    </w:p>
+    <w:p>
+      <w:pPr>
+        <w:numPr>
+          <w:ilvl w:val="0"/>
+          <w:numId w:val="21"/>
+        </w:numPr>
+      </w:pPr>
+      <w:r>
+        <w:t>Verificación de</w:t>
+      </w:r>
+      <w:r>
+        <w:t xml:space="preserve"> cumplimiento de</w:t>
+      </w:r>
+      <w:r>
+        <w:t xml:space="preserve"> contrato entre el módulo de </w:t>
+      </w:r>
+      <w:r>
+        <w:t xml:space="preserve">Panel </w:t>
+      </w:r>
+      <w:r>
+        <w:t>y Notificaciones.</w:t>
+      </w:r>
+    </w:p>
+    <w:p>
+      <w:pPr>
+        <w:numPr>
+          <w:ilvl w:val="0"/>
+          <w:numId w:val="21"/>
+        </w:numPr>
+      </w:pPr>
+      <w:r>
+        <w:t>Verificación de la recepción de eventos emitidos desde el módulo Panel Organizador.</w:t>
+      </w:r>
+    </w:p>
+    <w:p>
+      <w:pPr>
+        <w:numPr>
+          <w:ilvl w:val="0"/>
+          <w:numId w:val="21"/>
+        </w:numPr>
+      </w:pPr>
+      <w:r>
+        <w:t>Confirmación de que Entradas recibe la respuesta</w:t>
+      </w:r>
+      <w:r>
+        <w:t xml:space="preserve"> con una notificación.</w:t>
+      </w:r>
+    </w:p>
+    <w:p>
+      <w:pPr>
+        <w:ind w:left="0" w:firstLine="0"/>
+      </w:pPr>
     </w:p>
     <w:p>
       <w:pPr>
@@ -2162,6 +2637,156 @@
     </w:p>
     <w:p>
       <w:pPr>
+        <w:ind w:left="0" w:firstLine="0"/>
+      </w:pPr>
+    </w:p>
+    <w:p>
+      <w:pPr>
+        <w:ind w:left="0" w:firstLine="0"/>
+      </w:pPr>
+      <w:r>
+        <w:rPr>
+          <w:b/>
+          <w:bCs/>
+        </w:rPr>
+        <w:t>DoD de equipo:</w:t>
+      </w:r>
+    </w:p>
+    <w:p>
+      <w:pPr>
+        <w:numPr>
+          <w:ilvl w:val="0"/>
+          <w:numId w:val="24"/>
+        </w:numPr>
+      </w:pPr>
+      <w:r>
+        <w:t>Pruebas unitarias que simulan la recepción del evento desde Auth y la respuesta de confirmación.</w:t>
+      </w:r>
+    </w:p>
+    <w:p>
+      <w:pPr>
+        <w:numPr>
+          <w:ilvl w:val="0"/>
+          <w:numId w:val="24"/>
+        </w:numPr>
+      </w:pPr>
+      <w:r>
+        <w:t xml:space="preserve">Revisión de código enfocada en seguridad </w:t>
+      </w:r>
+      <w:r>
+        <w:t xml:space="preserve">(como </w:t>
+      </w:r>
+      <w:r>
+        <w:t>no alteración de la dirección de correo recibida</w:t>
+      </w:r>
+      <w:r>
+        <w:t>).</w:t>
+      </w:r>
+    </w:p>
+    <w:p>
+      <w:pPr>
+        <w:ind w:left="0" w:firstLine="0"/>
+        <w:rPr>
+          <w:b/>
+          <w:bCs/>
+        </w:rPr>
+      </w:pPr>
+    </w:p>
+    <w:p>
+      <w:pPr>
+        <w:ind w:left="0" w:firstLine="0"/>
+        <w:rPr>
+          <w:b/>
+          <w:bCs/>
+        </w:rPr>
+      </w:pPr>
+      <w:r>
+        <w:rPr>
+          <w:b/>
+          <w:bCs/>
+        </w:rPr>
+        <w:t>DoD de integración:</w:t>
+      </w:r>
+    </w:p>
+    <w:p>
+      <w:pPr>
+        <w:numPr>
+          <w:ilvl w:val="0"/>
+          <w:numId w:val="21"/>
+        </w:numPr>
+      </w:pPr>
+      <w:r>
+        <w:lastRenderedPageBreak/>
+        <w:t>Verificación de</w:t>
+      </w:r>
+      <w:r>
+        <w:t xml:space="preserve"> cumplimiento de</w:t>
+      </w:r>
+      <w:r>
+        <w:t xml:space="preserve"> contrato entre el módulo de </w:t>
+      </w:r>
+      <w:r>
+        <w:t xml:space="preserve">Auth </w:t>
+      </w:r>
+      <w:r>
+        <w:t>y Notificaciones.</w:t>
+      </w:r>
+    </w:p>
+    <w:p>
+      <w:pPr>
+        <w:numPr>
+          <w:ilvl w:val="0"/>
+          <w:numId w:val="21"/>
+        </w:numPr>
+      </w:pPr>
+      <w:r>
+        <w:t xml:space="preserve">Verificación de la recepción de eventos emitidos desde el módulo </w:t>
+      </w:r>
+      <w:r>
+        <w:t>Auth</w:t>
+      </w:r>
+      <w:r>
+        <w:t>.</w:t>
+      </w:r>
+    </w:p>
+    <w:p>
+      <w:pPr>
+        <w:numPr>
+          <w:ilvl w:val="0"/>
+          <w:numId w:val="21"/>
+        </w:numPr>
+      </w:pPr>
+      <w:r>
+        <w:t xml:space="preserve">Confirmación de que </w:t>
+      </w:r>
+      <w:r>
+        <w:t xml:space="preserve">Auth </w:t>
+      </w:r>
+      <w:r>
+        <w:t>recibe la respuesta</w:t>
+      </w:r>
+      <w:r>
+        <w:t xml:space="preserve"> </w:t>
+      </w:r>
+      <w:r>
+        <w:t>del envío correcto del correo</w:t>
+      </w:r>
+      <w:r>
+        <w:t>.</w:t>
+      </w:r>
+    </w:p>
+    <w:p>
+      <w:pPr>
+        <w:ind w:left="0" w:firstLine="0"/>
+      </w:pPr>
+    </w:p>
+    <w:p>
+      <w:pPr>
+        <w:ind w:left="0" w:firstLine="0"/>
+      </w:pPr>
+    </w:p>
+    <w:p>
+      <w:pPr>
         <w:spacing w:after="14" w:line="259" w:lineRule="auto"/>
         <w:ind w:left="0" w:firstLine="0"/>
       </w:pPr>
@@ -2259,7 +2884,6 @@
         <w:ind w:hanging="158"/>
       </w:pPr>
       <w:r>
-        <w:lastRenderedPageBreak/>
         <w:t xml:space="preserve">Se envía un correo cuando el </w:t>
       </w:r>
       <w:r>
@@ -2484,6 +3108,129 @@
       <w:r>
         <w:t xml:space="preserve"> </w:t>
       </w:r>
+      <w:r>
+        <w:rPr>
+          <w:b/>
+          <w:bCs/>
+        </w:rPr>
+        <w:t>DoD de equipo:</w:t>
+      </w:r>
+    </w:p>
+    <w:p>
+      <w:pPr>
+        <w:numPr>
+          <w:ilvl w:val="0"/>
+          <w:numId w:val="26"/>
+        </w:numPr>
+      </w:pPr>
+      <w:r>
+        <w:t>Pruebas unitarias que simulan la recepción del evento desde Auth y la respuesta de confirmación.</w:t>
+      </w:r>
+    </w:p>
+    <w:p>
+      <w:pPr>
+        <w:numPr>
+          <w:ilvl w:val="0"/>
+          <w:numId w:val="26"/>
+        </w:numPr>
+      </w:pPr>
+      <w:r>
+        <w:t xml:space="preserve">Revisión de código enfocada en seguridad </w:t>
+      </w:r>
+      <w:r>
+        <w:t xml:space="preserve">(como </w:t>
+      </w:r>
+      <w:r>
+        <w:t>no alteración de la dirección de correo recibida</w:t>
+      </w:r>
+      <w:r>
+        <w:t>).</w:t>
+      </w:r>
+    </w:p>
+    <w:p>
+      <w:pPr>
+        <w:spacing w:after="0" w:line="259" w:lineRule="auto"/>
+        <w:ind w:left="0" w:firstLine="0"/>
+      </w:pPr>
+    </w:p>
+    <w:p>
+      <w:pPr>
+        <w:spacing w:after="0" w:line="259" w:lineRule="auto"/>
+        <w:ind w:left="14" w:firstLine="0"/>
+      </w:pPr>
+      <w:r>
+        <w:rPr>
+          <w:b/>
+          <w:bCs/>
+        </w:rPr>
+        <w:t>DoD de integración:</w:t>
+      </w:r>
+    </w:p>
+    <w:p>
+      <w:pPr>
+        <w:numPr>
+          <w:ilvl w:val="0"/>
+          <w:numId w:val="21"/>
+        </w:numPr>
+      </w:pPr>
+      <w:r>
+        <w:t>Verificación de</w:t>
+      </w:r>
+      <w:r>
+        <w:t xml:space="preserve"> cumplimiento de</w:t>
+      </w:r>
+      <w:r>
+        <w:t xml:space="preserve"> contrato entre el módulo de </w:t>
+      </w:r>
+      <w:r>
+        <w:t xml:space="preserve">Auth </w:t>
+      </w:r>
+      <w:r>
+        <w:t>y Notificaciones.</w:t>
+      </w:r>
+    </w:p>
+    <w:p>
+      <w:pPr>
+        <w:numPr>
+          <w:ilvl w:val="0"/>
+          <w:numId w:val="21"/>
+        </w:numPr>
+      </w:pPr>
+      <w:r>
+        <w:t xml:space="preserve">Verificación de la recepción de eventos emitidos desde el módulo </w:t>
+      </w:r>
+      <w:r>
+        <w:t>Auth</w:t>
+      </w:r>
+      <w:r>
+        <w:t>.</w:t>
+      </w:r>
+    </w:p>
+    <w:p>
+      <w:pPr>
+        <w:numPr>
+          <w:ilvl w:val="0"/>
+          <w:numId w:val="21"/>
+        </w:numPr>
+      </w:pPr>
+      <w:r>
+        <w:t xml:space="preserve">Confirmación de que </w:t>
+      </w:r>
+      <w:r>
+        <w:t xml:space="preserve">Auth </w:t>
+      </w:r>
+      <w:r>
+        <w:t>recibe la respuesta</w:t>
+      </w:r>
+      <w:r>
+        <w:t xml:space="preserve"> del envío correcto del correo.</w:t>
+      </w:r>
+    </w:p>
+    <w:p>
+      <w:pPr>
+        <w:spacing w:after="0" w:line="259" w:lineRule="auto"/>
+        <w:ind w:left="14" w:firstLine="0"/>
+      </w:pPr>
     </w:p>
     <w:sectPr>
       <w:headerReference w:type="even" r:id="rId10"/>
@@ -2587,6 +3334,2454 @@
 <file path=word/numbering.xml><?xml version="1.0" encoding="utf-8"?>
 <w:numbering xmlns:wpc="http://schemas.microsoft.com/office/word/2010/wordprocessingCanvas" xmlns:cx="http://schemas.microsoft.com/office/drawing/2014/chartex" xmlns:cx1="http://schemas.microsoft.com/office/drawing/2015/9/8/chartex" xmlns:cx2="http://schemas.microsoft.com/office/drawing/2015/10/21/chartex" xmlns:cx3="http://schemas.microsoft.com/office/drawing/2016/5/9/chartex" xmlns:cx4="http://schemas.microsoft.com/office/drawing/2016/5/10/chartex" xmlns:cx5="http://schemas.microsoft.com/office/drawing/2016/5/11/chartex" xmlns:cx6="http://schemas.microsoft.com/office/drawing/2016/5/12/chartex" xmlns:cx7="http://schemas.microsoft.com/office/drawing/2016/5/13/chartex" xmlns:cx8="http://schemas.microsoft.com/office/drawing/2016/5/14/chartex" xmlns:mc="http://schemas.openxmlformats.org/markup-compatibility/2006" xmlns:aink="http://schemas.microsoft.com/office/drawing/2016/ink" xmlns:am3d="http://schemas.microsoft.com/office/drawing/2017/model3d" xmlns:o="urn:schemas-microsoft-com:office:office" xmlns:oel="http://schemas.microsoft.com/office/2019/extlst" xmlns:r="http://schemas.openxmlformats.org/officeDocument/2006/relationships" xmlns:m="http://schemas.openxmlformats.org/officeDocument/2006/math" xmlns:v="urn:schemas-microsoft-com:vml" xmlns:wp14="http://schemas.microsoft.com/office/word/2010/wordprocessingDrawing" xmlns:wp="http://schemas.openxmlformats.org/drawingml/2006/wordprocessingDrawing" xmlns:w10="urn:schemas-microsoft-com:office:word" xmlns:w="http://schemas.openxmlformats.org/wordprocessingml/2006/main" xmlns:w14="http://schemas.microsoft.com/office/word/2010/wordml" xmlns:w15="http://schemas.microsoft.com/office/word/2012/wordml" xmlns:w16cex="http://schemas.microsoft.com/office/word/2018/wordml/cex" xmlns:w16cid="http://schemas.microsoft.com/office/word/2016/wordml/cid" xmlns:w16="http://schemas.microsoft.com/office/word/2018/wordml" xmlns:w16du="http://schemas.microsoft.com/office/word/2023/wordml/word16du" xmlns:w16sdtdh="http://schemas.microsoft.com/office/word/2020/wordml/sdtdatahash" xmlns:w16sdtfl="http://schemas.microsoft.com/office/word/2024/wordml/sdtformatlock" xmlns:w16se="http://schemas.microsoft.com/office/word/2015/wordml/symex" xmlns:wpg="http://schemas.microsoft.com/office/word/2010/wordprocessingGroup" xmlns:wpi="http://schemas.microsoft.com/office/word/2010/wordprocessingInk" xmlns:wne="http://schemas.microsoft.com/office/word/2006/wordml" xmlns:wps="http://schemas.microsoft.com/office/word/2010/wordprocessingShape" mc:Ignorable="w14 w15 w16se w16cid w16 w16cex w16sdtdh w16sdtfl w16du wp14">
   <w:abstractNum w:abstractNumId="0" w15:restartNumberingAfterBreak="0">
+    <w:nsid w:val="01DB5202"/>
+    <w:multiLevelType w:val="multilevel"/>
+    <w:tmpl w:val="AC8276BA"/>
+    <w:lvl w:ilvl="0">
+      <w:start w:val="1"/>
+      <w:numFmt w:val="bullet"/>
+      <w:lvlText w:val=""/>
+      <w:lvlJc w:val="left"/>
+      <w:pPr>
+        <w:tabs>
+          <w:tab w:val="num" w:pos="720"/>
+        </w:tabs>
+        <w:ind w:left="720" w:hanging="360"/>
+      </w:pPr>
+      <w:rPr>
+        <w:rFonts w:ascii="Symbol" w:hAnsi="Symbol" w:hint="default"/>
+        <w:sz w:val="20"/>
+      </w:rPr>
+    </w:lvl>
+    <w:lvl w:ilvl="1" w:tentative="1">
+      <w:start w:val="1"/>
+      <w:numFmt w:val="bullet"/>
+      <w:lvlText w:val="o"/>
+      <w:lvlJc w:val="left"/>
+      <w:pPr>
+        <w:tabs>
+          <w:tab w:val="num" w:pos="1440"/>
+        </w:tabs>
+        <w:ind w:left="1440" w:hanging="360"/>
+      </w:pPr>
+      <w:rPr>
+        <w:rFonts w:ascii="Courier New" w:hAnsi="Courier New" w:hint="default"/>
+        <w:sz w:val="20"/>
+      </w:rPr>
+    </w:lvl>
+    <w:lvl w:ilvl="2" w:tentative="1">
+      <w:start w:val="1"/>
+      <w:numFmt w:val="bullet"/>
+      <w:lvlText w:val=""/>
+      <w:lvlJc w:val="left"/>
+      <w:pPr>
+        <w:tabs>
+          <w:tab w:val="num" w:pos="2160"/>
+        </w:tabs>
+        <w:ind w:left="2160" w:hanging="360"/>
+      </w:pPr>
+      <w:rPr>
+        <w:rFonts w:ascii="Wingdings" w:hAnsi="Wingdings" w:hint="default"/>
+        <w:sz w:val="20"/>
+      </w:rPr>
+    </w:lvl>
+    <w:lvl w:ilvl="3" w:tentative="1">
+      <w:start w:val="1"/>
+      <w:numFmt w:val="bullet"/>
+      <w:lvlText w:val=""/>
+      <w:lvlJc w:val="left"/>
+      <w:pPr>
+        <w:tabs>
+          <w:tab w:val="num" w:pos="2880"/>
+        </w:tabs>
+        <w:ind w:left="2880" w:hanging="360"/>
+      </w:pPr>
+      <w:rPr>
+        <w:rFonts w:ascii="Wingdings" w:hAnsi="Wingdings" w:hint="default"/>
+        <w:sz w:val="20"/>
+      </w:rPr>
+    </w:lvl>
+    <w:lvl w:ilvl="4" w:tentative="1">
+      <w:start w:val="1"/>
+      <w:numFmt w:val="bullet"/>
+      <w:lvlText w:val=""/>
+      <w:lvlJc w:val="left"/>
+      <w:pPr>
+        <w:tabs>
+          <w:tab w:val="num" w:pos="3600"/>
+        </w:tabs>
+        <w:ind w:left="3600" w:hanging="360"/>
+      </w:pPr>
+      <w:rPr>
+        <w:rFonts w:ascii="Wingdings" w:hAnsi="Wingdings" w:hint="default"/>
+        <w:sz w:val="20"/>
+      </w:rPr>
+    </w:lvl>
+    <w:lvl w:ilvl="5" w:tentative="1">
+      <w:start w:val="1"/>
+      <w:numFmt w:val="bullet"/>
+      <w:lvlText w:val=""/>
+      <w:lvlJc w:val="left"/>
+      <w:pPr>
+        <w:tabs>
+          <w:tab w:val="num" w:pos="4320"/>
+        </w:tabs>
+        <w:ind w:left="4320" w:hanging="360"/>
+      </w:pPr>
+      <w:rPr>
+        <w:rFonts w:ascii="Wingdings" w:hAnsi="Wingdings" w:hint="default"/>
+        <w:sz w:val="20"/>
+      </w:rPr>
+    </w:lvl>
+    <w:lvl w:ilvl="6" w:tentative="1">
+      <w:start w:val="1"/>
+      <w:numFmt w:val="bullet"/>
+      <w:lvlText w:val=""/>
+      <w:lvlJc w:val="left"/>
+      <w:pPr>
+        <w:tabs>
+          <w:tab w:val="num" w:pos="5040"/>
+        </w:tabs>
+        <w:ind w:left="5040" w:hanging="360"/>
+      </w:pPr>
+      <w:rPr>
+        <w:rFonts w:ascii="Wingdings" w:hAnsi="Wingdings" w:hint="default"/>
+        <w:sz w:val="20"/>
+      </w:rPr>
+    </w:lvl>
+    <w:lvl w:ilvl="7" w:tentative="1">
+      <w:start w:val="1"/>
+      <w:numFmt w:val="bullet"/>
+      <w:lvlText w:val=""/>
+      <w:lvlJc w:val="left"/>
+      <w:pPr>
+        <w:tabs>
+          <w:tab w:val="num" w:pos="5760"/>
+        </w:tabs>
+        <w:ind w:left="5760" w:hanging="360"/>
+      </w:pPr>
+      <w:rPr>
+        <w:rFonts w:ascii="Wingdings" w:hAnsi="Wingdings" w:hint="default"/>
+        <w:sz w:val="20"/>
+      </w:rPr>
+    </w:lvl>
+    <w:lvl w:ilvl="8" w:tentative="1">
+      <w:start w:val="1"/>
+      <w:numFmt w:val="bullet"/>
+      <w:lvlText w:val=""/>
+      <w:lvlJc w:val="left"/>
+      <w:pPr>
+        <w:tabs>
+          <w:tab w:val="num" w:pos="6480"/>
+        </w:tabs>
+        <w:ind w:left="6480" w:hanging="360"/>
+      </w:pPr>
+      <w:rPr>
+        <w:rFonts w:ascii="Wingdings" w:hAnsi="Wingdings" w:hint="default"/>
+        <w:sz w:val="20"/>
+      </w:rPr>
+    </w:lvl>
+  </w:abstractNum>
+  <w:abstractNum w:abstractNumId="1" w15:restartNumberingAfterBreak="0">
+    <w:nsid w:val="02162AD4"/>
+    <w:multiLevelType w:val="multilevel"/>
+    <w:tmpl w:val="72464090"/>
+    <w:lvl w:ilvl="0">
+      <w:start w:val="1"/>
+      <w:numFmt w:val="bullet"/>
+      <w:lvlText w:val=""/>
+      <w:lvlJc w:val="left"/>
+      <w:pPr>
+        <w:tabs>
+          <w:tab w:val="num" w:pos="720"/>
+        </w:tabs>
+        <w:ind w:left="720" w:hanging="360"/>
+      </w:pPr>
+      <w:rPr>
+        <w:rFonts w:ascii="Symbol" w:hAnsi="Symbol" w:hint="default"/>
+        <w:sz w:val="20"/>
+      </w:rPr>
+    </w:lvl>
+    <w:lvl w:ilvl="1" w:tentative="1">
+      <w:start w:val="1"/>
+      <w:numFmt w:val="bullet"/>
+      <w:lvlText w:val="o"/>
+      <w:lvlJc w:val="left"/>
+      <w:pPr>
+        <w:tabs>
+          <w:tab w:val="num" w:pos="1440"/>
+        </w:tabs>
+        <w:ind w:left="1440" w:hanging="360"/>
+      </w:pPr>
+      <w:rPr>
+        <w:rFonts w:ascii="Courier New" w:hAnsi="Courier New" w:hint="default"/>
+        <w:sz w:val="20"/>
+      </w:rPr>
+    </w:lvl>
+    <w:lvl w:ilvl="2" w:tentative="1">
+      <w:start w:val="1"/>
+      <w:numFmt w:val="bullet"/>
+      <w:lvlText w:val=""/>
+      <w:lvlJc w:val="left"/>
+      <w:pPr>
+        <w:tabs>
+          <w:tab w:val="num" w:pos="2160"/>
+        </w:tabs>
+        <w:ind w:left="2160" w:hanging="360"/>
+      </w:pPr>
+      <w:rPr>
+        <w:rFonts w:ascii="Wingdings" w:hAnsi="Wingdings" w:hint="default"/>
+        <w:sz w:val="20"/>
+      </w:rPr>
+    </w:lvl>
+    <w:lvl w:ilvl="3" w:tentative="1">
+      <w:start w:val="1"/>
+      <w:numFmt w:val="bullet"/>
+      <w:lvlText w:val=""/>
+      <w:lvlJc w:val="left"/>
+      <w:pPr>
+        <w:tabs>
+          <w:tab w:val="num" w:pos="2880"/>
+        </w:tabs>
+        <w:ind w:left="2880" w:hanging="360"/>
+      </w:pPr>
+      <w:rPr>
+        <w:rFonts w:ascii="Wingdings" w:hAnsi="Wingdings" w:hint="default"/>
+        <w:sz w:val="20"/>
+      </w:rPr>
+    </w:lvl>
+    <w:lvl w:ilvl="4" w:tentative="1">
+      <w:start w:val="1"/>
+      <w:numFmt w:val="bullet"/>
+      <w:lvlText w:val=""/>
+      <w:lvlJc w:val="left"/>
+      <w:pPr>
+        <w:tabs>
+          <w:tab w:val="num" w:pos="3600"/>
+        </w:tabs>
+        <w:ind w:left="3600" w:hanging="360"/>
+      </w:pPr>
+      <w:rPr>
+        <w:rFonts w:ascii="Wingdings" w:hAnsi="Wingdings" w:hint="default"/>
+        <w:sz w:val="20"/>
+      </w:rPr>
+    </w:lvl>
+    <w:lvl w:ilvl="5" w:tentative="1">
+      <w:start w:val="1"/>
+      <w:numFmt w:val="bullet"/>
+      <w:lvlText w:val=""/>
+      <w:lvlJc w:val="left"/>
+      <w:pPr>
+        <w:tabs>
+          <w:tab w:val="num" w:pos="4320"/>
+        </w:tabs>
+        <w:ind w:left="4320" w:hanging="360"/>
+      </w:pPr>
+      <w:rPr>
+        <w:rFonts w:ascii="Wingdings" w:hAnsi="Wingdings" w:hint="default"/>
+        <w:sz w:val="20"/>
+      </w:rPr>
+    </w:lvl>
+    <w:lvl w:ilvl="6" w:tentative="1">
+      <w:start w:val="1"/>
+      <w:numFmt w:val="bullet"/>
+      <w:lvlText w:val=""/>
+      <w:lvlJc w:val="left"/>
+      <w:pPr>
+        <w:tabs>
+          <w:tab w:val="num" w:pos="5040"/>
+        </w:tabs>
+        <w:ind w:left="5040" w:hanging="360"/>
+      </w:pPr>
+      <w:rPr>
+        <w:rFonts w:ascii="Wingdings" w:hAnsi="Wingdings" w:hint="default"/>
+        <w:sz w:val="20"/>
+      </w:rPr>
+    </w:lvl>
+    <w:lvl w:ilvl="7" w:tentative="1">
+      <w:start w:val="1"/>
+      <w:numFmt w:val="bullet"/>
+      <w:lvlText w:val=""/>
+      <w:lvlJc w:val="left"/>
+      <w:pPr>
+        <w:tabs>
+          <w:tab w:val="num" w:pos="5760"/>
+        </w:tabs>
+        <w:ind w:left="5760" w:hanging="360"/>
+      </w:pPr>
+      <w:rPr>
+        <w:rFonts w:ascii="Wingdings" w:hAnsi="Wingdings" w:hint="default"/>
+        <w:sz w:val="20"/>
+      </w:rPr>
+    </w:lvl>
+    <w:lvl w:ilvl="8" w:tentative="1">
+      <w:start w:val="1"/>
+      <w:numFmt w:val="bullet"/>
+      <w:lvlText w:val=""/>
+      <w:lvlJc w:val="left"/>
+      <w:pPr>
+        <w:tabs>
+          <w:tab w:val="num" w:pos="6480"/>
+        </w:tabs>
+        <w:ind w:left="6480" w:hanging="360"/>
+      </w:pPr>
+      <w:rPr>
+        <w:rFonts w:ascii="Wingdings" w:hAnsi="Wingdings" w:hint="default"/>
+        <w:sz w:val="20"/>
+      </w:rPr>
+    </w:lvl>
+  </w:abstractNum>
+  <w:abstractNum w:abstractNumId="2" w15:restartNumberingAfterBreak="0">
+    <w:nsid w:val="08A54F11"/>
+    <w:multiLevelType w:val="multilevel"/>
+    <w:tmpl w:val="2D2C67AA"/>
+    <w:lvl w:ilvl="0">
+      <w:start w:val="1"/>
+      <w:numFmt w:val="bullet"/>
+      <w:lvlText w:val=""/>
+      <w:lvlJc w:val="left"/>
+      <w:pPr>
+        <w:tabs>
+          <w:tab w:val="num" w:pos="720"/>
+        </w:tabs>
+        <w:ind w:left="720" w:hanging="360"/>
+      </w:pPr>
+      <w:rPr>
+        <w:rFonts w:ascii="Symbol" w:hAnsi="Symbol" w:hint="default"/>
+        <w:sz w:val="20"/>
+      </w:rPr>
+    </w:lvl>
+    <w:lvl w:ilvl="1" w:tentative="1">
+      <w:start w:val="1"/>
+      <w:numFmt w:val="bullet"/>
+      <w:lvlText w:val="o"/>
+      <w:lvlJc w:val="left"/>
+      <w:pPr>
+        <w:tabs>
+          <w:tab w:val="num" w:pos="1440"/>
+        </w:tabs>
+        <w:ind w:left="1440" w:hanging="360"/>
+      </w:pPr>
+      <w:rPr>
+        <w:rFonts w:ascii="Courier New" w:hAnsi="Courier New" w:hint="default"/>
+        <w:sz w:val="20"/>
+      </w:rPr>
+    </w:lvl>
+    <w:lvl w:ilvl="2" w:tentative="1">
+      <w:start w:val="1"/>
+      <w:numFmt w:val="bullet"/>
+      <w:lvlText w:val=""/>
+      <w:lvlJc w:val="left"/>
+      <w:pPr>
+        <w:tabs>
+          <w:tab w:val="num" w:pos="2160"/>
+        </w:tabs>
+        <w:ind w:left="2160" w:hanging="360"/>
+      </w:pPr>
+      <w:rPr>
+        <w:rFonts w:ascii="Wingdings" w:hAnsi="Wingdings" w:hint="default"/>
+        <w:sz w:val="20"/>
+      </w:rPr>
+    </w:lvl>
+    <w:lvl w:ilvl="3" w:tentative="1">
+      <w:start w:val="1"/>
+      <w:numFmt w:val="bullet"/>
+      <w:lvlText w:val=""/>
+      <w:lvlJc w:val="left"/>
+      <w:pPr>
+        <w:tabs>
+          <w:tab w:val="num" w:pos="2880"/>
+        </w:tabs>
+        <w:ind w:left="2880" w:hanging="360"/>
+      </w:pPr>
+      <w:rPr>
+        <w:rFonts w:ascii="Wingdings" w:hAnsi="Wingdings" w:hint="default"/>
+        <w:sz w:val="20"/>
+      </w:rPr>
+    </w:lvl>
+    <w:lvl w:ilvl="4" w:tentative="1">
+      <w:start w:val="1"/>
+      <w:numFmt w:val="bullet"/>
+      <w:lvlText w:val=""/>
+      <w:lvlJc w:val="left"/>
+      <w:pPr>
+        <w:tabs>
+          <w:tab w:val="num" w:pos="3600"/>
+        </w:tabs>
+        <w:ind w:left="3600" w:hanging="360"/>
+      </w:pPr>
+      <w:rPr>
+        <w:rFonts w:ascii="Wingdings" w:hAnsi="Wingdings" w:hint="default"/>
+        <w:sz w:val="20"/>
+      </w:rPr>
+    </w:lvl>
+    <w:lvl w:ilvl="5" w:tentative="1">
+      <w:start w:val="1"/>
+      <w:numFmt w:val="bullet"/>
+      <w:lvlText w:val=""/>
+      <w:lvlJc w:val="left"/>
+      <w:pPr>
+        <w:tabs>
+          <w:tab w:val="num" w:pos="4320"/>
+        </w:tabs>
+        <w:ind w:left="4320" w:hanging="360"/>
+      </w:pPr>
+      <w:rPr>
+        <w:rFonts w:ascii="Wingdings" w:hAnsi="Wingdings" w:hint="default"/>
+        <w:sz w:val="20"/>
+      </w:rPr>
+    </w:lvl>
+    <w:lvl w:ilvl="6" w:tentative="1">
+      <w:start w:val="1"/>
+      <w:numFmt w:val="bullet"/>
+      <w:lvlText w:val=""/>
+      <w:lvlJc w:val="left"/>
+      <w:pPr>
+        <w:tabs>
+          <w:tab w:val="num" w:pos="5040"/>
+        </w:tabs>
+        <w:ind w:left="5040" w:hanging="360"/>
+      </w:pPr>
+      <w:rPr>
+        <w:rFonts w:ascii="Wingdings" w:hAnsi="Wingdings" w:hint="default"/>
+        <w:sz w:val="20"/>
+      </w:rPr>
+    </w:lvl>
+    <w:lvl w:ilvl="7" w:tentative="1">
+      <w:start w:val="1"/>
+      <w:numFmt w:val="bullet"/>
+      <w:lvlText w:val=""/>
+      <w:lvlJc w:val="left"/>
+      <w:pPr>
+        <w:tabs>
+          <w:tab w:val="num" w:pos="5760"/>
+        </w:tabs>
+        <w:ind w:left="5760" w:hanging="360"/>
+      </w:pPr>
+      <w:rPr>
+        <w:rFonts w:ascii="Wingdings" w:hAnsi="Wingdings" w:hint="default"/>
+        <w:sz w:val="20"/>
+      </w:rPr>
+    </w:lvl>
+    <w:lvl w:ilvl="8" w:tentative="1">
+      <w:start w:val="1"/>
+      <w:numFmt w:val="bullet"/>
+      <w:lvlText w:val=""/>
+      <w:lvlJc w:val="left"/>
+      <w:pPr>
+        <w:tabs>
+          <w:tab w:val="num" w:pos="6480"/>
+        </w:tabs>
+        <w:ind w:left="6480" w:hanging="360"/>
+      </w:pPr>
+      <w:rPr>
+        <w:rFonts w:ascii="Wingdings" w:hAnsi="Wingdings" w:hint="default"/>
+        <w:sz w:val="20"/>
+      </w:rPr>
+    </w:lvl>
+  </w:abstractNum>
+  <w:abstractNum w:abstractNumId="3" w15:restartNumberingAfterBreak="0">
+    <w:nsid w:val="0B3178C3"/>
+    <w:multiLevelType w:val="multilevel"/>
+    <w:tmpl w:val="31144124"/>
+    <w:lvl w:ilvl="0">
+      <w:start w:val="1"/>
+      <w:numFmt w:val="bullet"/>
+      <w:lvlText w:val=""/>
+      <w:lvlJc w:val="left"/>
+      <w:pPr>
+        <w:tabs>
+          <w:tab w:val="num" w:pos="720"/>
+        </w:tabs>
+        <w:ind w:left="720" w:hanging="360"/>
+      </w:pPr>
+      <w:rPr>
+        <w:rFonts w:ascii="Symbol" w:hAnsi="Symbol" w:hint="default"/>
+        <w:sz w:val="20"/>
+      </w:rPr>
+    </w:lvl>
+    <w:lvl w:ilvl="1" w:tentative="1">
+      <w:start w:val="1"/>
+      <w:numFmt w:val="bullet"/>
+      <w:lvlText w:val="o"/>
+      <w:lvlJc w:val="left"/>
+      <w:pPr>
+        <w:tabs>
+          <w:tab w:val="num" w:pos="1440"/>
+        </w:tabs>
+        <w:ind w:left="1440" w:hanging="360"/>
+      </w:pPr>
+      <w:rPr>
+        <w:rFonts w:ascii="Courier New" w:hAnsi="Courier New" w:hint="default"/>
+        <w:sz w:val="20"/>
+      </w:rPr>
+    </w:lvl>
+    <w:lvl w:ilvl="2" w:tentative="1">
+      <w:start w:val="1"/>
+      <w:numFmt w:val="bullet"/>
+      <w:lvlText w:val=""/>
+      <w:lvlJc w:val="left"/>
+      <w:pPr>
+        <w:tabs>
+          <w:tab w:val="num" w:pos="2160"/>
+        </w:tabs>
+        <w:ind w:left="2160" w:hanging="360"/>
+      </w:pPr>
+      <w:rPr>
+        <w:rFonts w:ascii="Wingdings" w:hAnsi="Wingdings" w:hint="default"/>
+        <w:sz w:val="20"/>
+      </w:rPr>
+    </w:lvl>
+    <w:lvl w:ilvl="3" w:tentative="1">
+      <w:start w:val="1"/>
+      <w:numFmt w:val="bullet"/>
+      <w:lvlText w:val=""/>
+      <w:lvlJc w:val="left"/>
+      <w:pPr>
+        <w:tabs>
+          <w:tab w:val="num" w:pos="2880"/>
+        </w:tabs>
+        <w:ind w:left="2880" w:hanging="360"/>
+      </w:pPr>
+      <w:rPr>
+        <w:rFonts w:ascii="Wingdings" w:hAnsi="Wingdings" w:hint="default"/>
+        <w:sz w:val="20"/>
+      </w:rPr>
+    </w:lvl>
+    <w:lvl w:ilvl="4" w:tentative="1">
+      <w:start w:val="1"/>
+      <w:numFmt w:val="bullet"/>
+      <w:lvlText w:val=""/>
+      <w:lvlJc w:val="left"/>
+      <w:pPr>
+        <w:tabs>
+          <w:tab w:val="num" w:pos="3600"/>
+        </w:tabs>
+        <w:ind w:left="3600" w:hanging="360"/>
+      </w:pPr>
+      <w:rPr>
+        <w:rFonts w:ascii="Wingdings" w:hAnsi="Wingdings" w:hint="default"/>
+        <w:sz w:val="20"/>
+      </w:rPr>
+    </w:lvl>
+    <w:lvl w:ilvl="5" w:tentative="1">
+      <w:start w:val="1"/>
+      <w:numFmt w:val="bullet"/>
+      <w:lvlText w:val=""/>
+      <w:lvlJc w:val="left"/>
+      <w:pPr>
+        <w:tabs>
+          <w:tab w:val="num" w:pos="4320"/>
+        </w:tabs>
+        <w:ind w:left="4320" w:hanging="360"/>
+      </w:pPr>
+      <w:rPr>
+        <w:rFonts w:ascii="Wingdings" w:hAnsi="Wingdings" w:hint="default"/>
+        <w:sz w:val="20"/>
+      </w:rPr>
+    </w:lvl>
+    <w:lvl w:ilvl="6" w:tentative="1">
+      <w:start w:val="1"/>
+      <w:numFmt w:val="bullet"/>
+      <w:lvlText w:val=""/>
+      <w:lvlJc w:val="left"/>
+      <w:pPr>
+        <w:tabs>
+          <w:tab w:val="num" w:pos="5040"/>
+        </w:tabs>
+        <w:ind w:left="5040" w:hanging="360"/>
+      </w:pPr>
+      <w:rPr>
+        <w:rFonts w:ascii="Wingdings" w:hAnsi="Wingdings" w:hint="default"/>
+        <w:sz w:val="20"/>
+      </w:rPr>
+    </w:lvl>
+    <w:lvl w:ilvl="7" w:tentative="1">
+      <w:start w:val="1"/>
+      <w:numFmt w:val="bullet"/>
+      <w:lvlText w:val=""/>
+      <w:lvlJc w:val="left"/>
+      <w:pPr>
+        <w:tabs>
+          <w:tab w:val="num" w:pos="5760"/>
+        </w:tabs>
+        <w:ind w:left="5760" w:hanging="360"/>
+      </w:pPr>
+      <w:rPr>
+        <w:rFonts w:ascii="Wingdings" w:hAnsi="Wingdings" w:hint="default"/>
+        <w:sz w:val="20"/>
+      </w:rPr>
+    </w:lvl>
+    <w:lvl w:ilvl="8" w:tentative="1">
+      <w:start w:val="1"/>
+      <w:numFmt w:val="bullet"/>
+      <w:lvlText w:val=""/>
+      <w:lvlJc w:val="left"/>
+      <w:pPr>
+        <w:tabs>
+          <w:tab w:val="num" w:pos="6480"/>
+        </w:tabs>
+        <w:ind w:left="6480" w:hanging="360"/>
+      </w:pPr>
+      <w:rPr>
+        <w:rFonts w:ascii="Wingdings" w:hAnsi="Wingdings" w:hint="default"/>
+        <w:sz w:val="20"/>
+      </w:rPr>
+    </w:lvl>
+  </w:abstractNum>
+  <w:abstractNum w:abstractNumId="4" w15:restartNumberingAfterBreak="0">
+    <w:nsid w:val="0E574EEF"/>
+    <w:multiLevelType w:val="multilevel"/>
+    <w:tmpl w:val="77D6B6C4"/>
+    <w:lvl w:ilvl="0">
+      <w:start w:val="1"/>
+      <w:numFmt w:val="bullet"/>
+      <w:lvlText w:val="–"/>
+      <w:lvlJc w:val="left"/>
+      <w:pPr>
+        <w:tabs>
+          <w:tab w:val="num" w:pos="720"/>
+        </w:tabs>
+        <w:ind w:left="720" w:hanging="360"/>
+      </w:pPr>
+      <w:rPr>
+        <w:rFonts w:ascii="Cambria" w:eastAsia="Cambria" w:hAnsi="Cambria" w:cs="Cambria" w:hint="default"/>
+        <w:b w:val="0"/>
+        <w:i w:val="0"/>
+        <w:strike w:val="0"/>
+        <w:dstrike w:val="0"/>
+        <w:color w:val="000000"/>
+        <w:sz w:val="22"/>
+        <w:szCs w:val="22"/>
+        <w:u w:val="none" w:color="000000"/>
+        <w:bdr w:val="none" w:sz="0" w:space="0" w:color="auto"/>
+        <w:shd w:val="clear" w:color="auto" w:fill="auto"/>
+        <w:vertAlign w:val="baseline"/>
+      </w:rPr>
+    </w:lvl>
+    <w:lvl w:ilvl="1" w:tentative="1">
+      <w:start w:val="1"/>
+      <w:numFmt w:val="bullet"/>
+      <w:lvlText w:val="o"/>
+      <w:lvlJc w:val="left"/>
+      <w:pPr>
+        <w:tabs>
+          <w:tab w:val="num" w:pos="1440"/>
+        </w:tabs>
+        <w:ind w:left="1440" w:hanging="360"/>
+      </w:pPr>
+      <w:rPr>
+        <w:rFonts w:ascii="Courier New" w:hAnsi="Courier New" w:hint="default"/>
+        <w:sz w:val="20"/>
+      </w:rPr>
+    </w:lvl>
+    <w:lvl w:ilvl="2" w:tentative="1">
+      <w:start w:val="1"/>
+      <w:numFmt w:val="bullet"/>
+      <w:lvlText w:val=""/>
+      <w:lvlJc w:val="left"/>
+      <w:pPr>
+        <w:tabs>
+          <w:tab w:val="num" w:pos="2160"/>
+        </w:tabs>
+        <w:ind w:left="2160" w:hanging="360"/>
+      </w:pPr>
+      <w:rPr>
+        <w:rFonts w:ascii="Wingdings" w:hAnsi="Wingdings" w:hint="default"/>
+        <w:sz w:val="20"/>
+      </w:rPr>
+    </w:lvl>
+    <w:lvl w:ilvl="3" w:tentative="1">
+      <w:start w:val="1"/>
+      <w:numFmt w:val="bullet"/>
+      <w:lvlText w:val=""/>
+      <w:lvlJc w:val="left"/>
+      <w:pPr>
+        <w:tabs>
+          <w:tab w:val="num" w:pos="2880"/>
+        </w:tabs>
+        <w:ind w:left="2880" w:hanging="360"/>
+      </w:pPr>
+      <w:rPr>
+        <w:rFonts w:ascii="Wingdings" w:hAnsi="Wingdings" w:hint="default"/>
+        <w:sz w:val="20"/>
+      </w:rPr>
+    </w:lvl>
+    <w:lvl w:ilvl="4" w:tentative="1">
+      <w:start w:val="1"/>
+      <w:numFmt w:val="bullet"/>
+      <w:lvlText w:val=""/>
+      <w:lvlJc w:val="left"/>
+      <w:pPr>
+        <w:tabs>
+          <w:tab w:val="num" w:pos="3600"/>
+        </w:tabs>
+        <w:ind w:left="3600" w:hanging="360"/>
+      </w:pPr>
+      <w:rPr>
+        <w:rFonts w:ascii="Wingdings" w:hAnsi="Wingdings" w:hint="default"/>
+        <w:sz w:val="20"/>
+      </w:rPr>
+    </w:lvl>
+    <w:lvl w:ilvl="5" w:tentative="1">
+      <w:start w:val="1"/>
+      <w:numFmt w:val="bullet"/>
+      <w:lvlText w:val=""/>
+      <w:lvlJc w:val="left"/>
+      <w:pPr>
+        <w:tabs>
+          <w:tab w:val="num" w:pos="4320"/>
+        </w:tabs>
+        <w:ind w:left="4320" w:hanging="360"/>
+      </w:pPr>
+      <w:rPr>
+        <w:rFonts w:ascii="Wingdings" w:hAnsi="Wingdings" w:hint="default"/>
+        <w:sz w:val="20"/>
+      </w:rPr>
+    </w:lvl>
+    <w:lvl w:ilvl="6" w:tentative="1">
+      <w:start w:val="1"/>
+      <w:numFmt w:val="bullet"/>
+      <w:lvlText w:val=""/>
+      <w:lvlJc w:val="left"/>
+      <w:pPr>
+        <w:tabs>
+          <w:tab w:val="num" w:pos="5040"/>
+        </w:tabs>
+        <w:ind w:left="5040" w:hanging="360"/>
+      </w:pPr>
+      <w:rPr>
+        <w:rFonts w:ascii="Wingdings" w:hAnsi="Wingdings" w:hint="default"/>
+        <w:sz w:val="20"/>
+      </w:rPr>
+    </w:lvl>
+    <w:lvl w:ilvl="7" w:tentative="1">
+      <w:start w:val="1"/>
+      <w:numFmt w:val="bullet"/>
+      <w:lvlText w:val=""/>
+      <w:lvlJc w:val="left"/>
+      <w:pPr>
+        <w:tabs>
+          <w:tab w:val="num" w:pos="5760"/>
+        </w:tabs>
+        <w:ind w:left="5760" w:hanging="360"/>
+      </w:pPr>
+      <w:rPr>
+        <w:rFonts w:ascii="Wingdings" w:hAnsi="Wingdings" w:hint="default"/>
+        <w:sz w:val="20"/>
+      </w:rPr>
+    </w:lvl>
+    <w:lvl w:ilvl="8" w:tentative="1">
+      <w:start w:val="1"/>
+      <w:numFmt w:val="bullet"/>
+      <w:lvlText w:val=""/>
+      <w:lvlJc w:val="left"/>
+      <w:pPr>
+        <w:tabs>
+          <w:tab w:val="num" w:pos="6480"/>
+        </w:tabs>
+        <w:ind w:left="6480" w:hanging="360"/>
+      </w:pPr>
+      <w:rPr>
+        <w:rFonts w:ascii="Wingdings" w:hAnsi="Wingdings" w:hint="default"/>
+        <w:sz w:val="20"/>
+      </w:rPr>
+    </w:lvl>
+  </w:abstractNum>
+  <w:abstractNum w:abstractNumId="5" w15:restartNumberingAfterBreak="0">
+    <w:nsid w:val="0EE400E6"/>
+    <w:multiLevelType w:val="hybridMultilevel"/>
+    <w:tmpl w:val="71680A12"/>
+    <w:lvl w:ilvl="0" w:tplc="54907A5A">
+      <w:start w:val="1"/>
+      <w:numFmt w:val="bullet"/>
+      <w:lvlText w:val="–"/>
+      <w:lvlJc w:val="left"/>
+      <w:pPr>
+        <w:ind w:left="720" w:hanging="360"/>
+      </w:pPr>
+      <w:rPr>
+        <w:rFonts w:ascii="Cambria" w:eastAsia="Cambria" w:hAnsi="Cambria" w:cs="Cambria"/>
+        <w:b w:val="0"/>
+        <w:i w:val="0"/>
+        <w:strike w:val="0"/>
+        <w:dstrike w:val="0"/>
+        <w:color w:val="000000"/>
+        <w:sz w:val="22"/>
+        <w:szCs w:val="22"/>
+        <w:u w:val="none" w:color="000000"/>
+        <w:bdr w:val="none" w:sz="0" w:space="0" w:color="auto"/>
+        <w:shd w:val="clear" w:color="auto" w:fill="auto"/>
+        <w:vertAlign w:val="baseline"/>
+      </w:rPr>
+    </w:lvl>
+    <w:lvl w:ilvl="1" w:tplc="340A0003" w:tentative="1">
+      <w:start w:val="1"/>
+      <w:numFmt w:val="bullet"/>
+      <w:lvlText w:val="o"/>
+      <w:lvlJc w:val="left"/>
+      <w:pPr>
+        <w:ind w:left="1440" w:hanging="360"/>
+      </w:pPr>
+      <w:rPr>
+        <w:rFonts w:ascii="Courier New" w:hAnsi="Courier New" w:cs="Courier New" w:hint="default"/>
+      </w:rPr>
+    </w:lvl>
+    <w:lvl w:ilvl="2" w:tplc="340A0005" w:tentative="1">
+      <w:start w:val="1"/>
+      <w:numFmt w:val="bullet"/>
+      <w:lvlText w:val=""/>
+      <w:lvlJc w:val="left"/>
+      <w:pPr>
+        <w:ind w:left="2160" w:hanging="360"/>
+      </w:pPr>
+      <w:rPr>
+        <w:rFonts w:ascii="Wingdings" w:hAnsi="Wingdings" w:hint="default"/>
+      </w:rPr>
+    </w:lvl>
+    <w:lvl w:ilvl="3" w:tplc="340A0001" w:tentative="1">
+      <w:start w:val="1"/>
+      <w:numFmt w:val="bullet"/>
+      <w:lvlText w:val=""/>
+      <w:lvlJc w:val="left"/>
+      <w:pPr>
+        <w:ind w:left="2880" w:hanging="360"/>
+      </w:pPr>
+      <w:rPr>
+        <w:rFonts w:ascii="Symbol" w:hAnsi="Symbol" w:hint="default"/>
+      </w:rPr>
+    </w:lvl>
+    <w:lvl w:ilvl="4" w:tplc="340A0003" w:tentative="1">
+      <w:start w:val="1"/>
+      <w:numFmt w:val="bullet"/>
+      <w:lvlText w:val="o"/>
+      <w:lvlJc w:val="left"/>
+      <w:pPr>
+        <w:ind w:left="3600" w:hanging="360"/>
+      </w:pPr>
+      <w:rPr>
+        <w:rFonts w:ascii="Courier New" w:hAnsi="Courier New" w:cs="Courier New" w:hint="default"/>
+      </w:rPr>
+    </w:lvl>
+    <w:lvl w:ilvl="5" w:tplc="340A0005" w:tentative="1">
+      <w:start w:val="1"/>
+      <w:numFmt w:val="bullet"/>
+      <w:lvlText w:val=""/>
+      <w:lvlJc w:val="left"/>
+      <w:pPr>
+        <w:ind w:left="4320" w:hanging="360"/>
+      </w:pPr>
+      <w:rPr>
+        <w:rFonts w:ascii="Wingdings" w:hAnsi="Wingdings" w:hint="default"/>
+      </w:rPr>
+    </w:lvl>
+    <w:lvl w:ilvl="6" w:tplc="340A0001" w:tentative="1">
+      <w:start w:val="1"/>
+      <w:numFmt w:val="bullet"/>
+      <w:lvlText w:val=""/>
+      <w:lvlJc w:val="left"/>
+      <w:pPr>
+        <w:ind w:left="5040" w:hanging="360"/>
+      </w:pPr>
+      <w:rPr>
+        <w:rFonts w:ascii="Symbol" w:hAnsi="Symbol" w:hint="default"/>
+      </w:rPr>
+    </w:lvl>
+    <w:lvl w:ilvl="7" w:tplc="340A0003" w:tentative="1">
+      <w:start w:val="1"/>
+      <w:numFmt w:val="bullet"/>
+      <w:lvlText w:val="o"/>
+      <w:lvlJc w:val="left"/>
+      <w:pPr>
+        <w:ind w:left="5760" w:hanging="360"/>
+      </w:pPr>
+      <w:rPr>
+        <w:rFonts w:ascii="Courier New" w:hAnsi="Courier New" w:cs="Courier New" w:hint="default"/>
+      </w:rPr>
+    </w:lvl>
+    <w:lvl w:ilvl="8" w:tplc="340A0005" w:tentative="1">
+      <w:start w:val="1"/>
+      <w:numFmt w:val="bullet"/>
+      <w:lvlText w:val=""/>
+      <w:lvlJc w:val="left"/>
+      <w:pPr>
+        <w:ind w:left="6480" w:hanging="360"/>
+      </w:pPr>
+      <w:rPr>
+        <w:rFonts w:ascii="Wingdings" w:hAnsi="Wingdings" w:hint="default"/>
+      </w:rPr>
+    </w:lvl>
+  </w:abstractNum>
+  <w:abstractNum w:abstractNumId="6" w15:restartNumberingAfterBreak="0">
+    <w:nsid w:val="1B0F53BE"/>
+    <w:multiLevelType w:val="hybridMultilevel"/>
+    <w:tmpl w:val="D034EB06"/>
+    <w:lvl w:ilvl="0" w:tplc="54907A5A">
+      <w:start w:val="1"/>
+      <w:numFmt w:val="bullet"/>
+      <w:lvlText w:val="–"/>
+      <w:lvlJc w:val="left"/>
+      <w:pPr>
+        <w:ind w:left="720" w:hanging="360"/>
+      </w:pPr>
+      <w:rPr>
+        <w:rFonts w:ascii="Cambria" w:eastAsia="Cambria" w:hAnsi="Cambria" w:cs="Cambria"/>
+        <w:b w:val="0"/>
+        <w:i w:val="0"/>
+        <w:strike w:val="0"/>
+        <w:dstrike w:val="0"/>
+        <w:color w:val="000000"/>
+        <w:sz w:val="22"/>
+        <w:szCs w:val="22"/>
+        <w:u w:val="none" w:color="000000"/>
+        <w:bdr w:val="none" w:sz="0" w:space="0" w:color="auto"/>
+        <w:shd w:val="clear" w:color="auto" w:fill="auto"/>
+        <w:vertAlign w:val="baseline"/>
+      </w:rPr>
+    </w:lvl>
+    <w:lvl w:ilvl="1" w:tplc="340A0003" w:tentative="1">
+      <w:start w:val="1"/>
+      <w:numFmt w:val="bullet"/>
+      <w:lvlText w:val="o"/>
+      <w:lvlJc w:val="left"/>
+      <w:pPr>
+        <w:ind w:left="1440" w:hanging="360"/>
+      </w:pPr>
+      <w:rPr>
+        <w:rFonts w:ascii="Courier New" w:hAnsi="Courier New" w:cs="Courier New" w:hint="default"/>
+      </w:rPr>
+    </w:lvl>
+    <w:lvl w:ilvl="2" w:tplc="340A0005" w:tentative="1">
+      <w:start w:val="1"/>
+      <w:numFmt w:val="bullet"/>
+      <w:lvlText w:val=""/>
+      <w:lvlJc w:val="left"/>
+      <w:pPr>
+        <w:ind w:left="2160" w:hanging="360"/>
+      </w:pPr>
+      <w:rPr>
+        <w:rFonts w:ascii="Wingdings" w:hAnsi="Wingdings" w:hint="default"/>
+      </w:rPr>
+    </w:lvl>
+    <w:lvl w:ilvl="3" w:tplc="340A0001" w:tentative="1">
+      <w:start w:val="1"/>
+      <w:numFmt w:val="bullet"/>
+      <w:lvlText w:val=""/>
+      <w:lvlJc w:val="left"/>
+      <w:pPr>
+        <w:ind w:left="2880" w:hanging="360"/>
+      </w:pPr>
+      <w:rPr>
+        <w:rFonts w:ascii="Symbol" w:hAnsi="Symbol" w:hint="default"/>
+      </w:rPr>
+    </w:lvl>
+    <w:lvl w:ilvl="4" w:tplc="340A0003" w:tentative="1">
+      <w:start w:val="1"/>
+      <w:numFmt w:val="bullet"/>
+      <w:lvlText w:val="o"/>
+      <w:lvlJc w:val="left"/>
+      <w:pPr>
+        <w:ind w:left="3600" w:hanging="360"/>
+      </w:pPr>
+      <w:rPr>
+        <w:rFonts w:ascii="Courier New" w:hAnsi="Courier New" w:cs="Courier New" w:hint="default"/>
+      </w:rPr>
+    </w:lvl>
+    <w:lvl w:ilvl="5" w:tplc="340A0005" w:tentative="1">
+      <w:start w:val="1"/>
+      <w:numFmt w:val="bullet"/>
+      <w:lvlText w:val=""/>
+      <w:lvlJc w:val="left"/>
+      <w:pPr>
+        <w:ind w:left="4320" w:hanging="360"/>
+      </w:pPr>
+      <w:rPr>
+        <w:rFonts w:ascii="Wingdings" w:hAnsi="Wingdings" w:hint="default"/>
+      </w:rPr>
+    </w:lvl>
+    <w:lvl w:ilvl="6" w:tplc="340A0001" w:tentative="1">
+      <w:start w:val="1"/>
+      <w:numFmt w:val="bullet"/>
+      <w:lvlText w:val=""/>
+      <w:lvlJc w:val="left"/>
+      <w:pPr>
+        <w:ind w:left="5040" w:hanging="360"/>
+      </w:pPr>
+      <w:rPr>
+        <w:rFonts w:ascii="Symbol" w:hAnsi="Symbol" w:hint="default"/>
+      </w:rPr>
+    </w:lvl>
+    <w:lvl w:ilvl="7" w:tplc="340A0003" w:tentative="1">
+      <w:start w:val="1"/>
+      <w:numFmt w:val="bullet"/>
+      <w:lvlText w:val="o"/>
+      <w:lvlJc w:val="left"/>
+      <w:pPr>
+        <w:ind w:left="5760" w:hanging="360"/>
+      </w:pPr>
+      <w:rPr>
+        <w:rFonts w:ascii="Courier New" w:hAnsi="Courier New" w:cs="Courier New" w:hint="default"/>
+      </w:rPr>
+    </w:lvl>
+    <w:lvl w:ilvl="8" w:tplc="340A0005" w:tentative="1">
+      <w:start w:val="1"/>
+      <w:numFmt w:val="bullet"/>
+      <w:lvlText w:val=""/>
+      <w:lvlJc w:val="left"/>
+      <w:pPr>
+        <w:ind w:left="6480" w:hanging="360"/>
+      </w:pPr>
+      <w:rPr>
+        <w:rFonts w:ascii="Wingdings" w:hAnsi="Wingdings" w:hint="default"/>
+      </w:rPr>
+    </w:lvl>
+  </w:abstractNum>
+  <w:abstractNum w:abstractNumId="7" w15:restartNumberingAfterBreak="0">
+    <w:nsid w:val="1C8C4DC1"/>
+    <w:multiLevelType w:val="multilevel"/>
+    <w:tmpl w:val="C7580964"/>
+    <w:lvl w:ilvl="0">
+      <w:start w:val="1"/>
+      <w:numFmt w:val="bullet"/>
+      <w:lvlText w:val="–"/>
+      <w:lvlJc w:val="left"/>
+      <w:pPr>
+        <w:tabs>
+          <w:tab w:val="num" w:pos="720"/>
+        </w:tabs>
+        <w:ind w:left="720" w:hanging="360"/>
+      </w:pPr>
+      <w:rPr>
+        <w:rFonts w:ascii="Cambria" w:eastAsia="Cambria" w:hAnsi="Cambria" w:cs="Cambria" w:hint="default"/>
+        <w:b w:val="0"/>
+        <w:i w:val="0"/>
+        <w:strike w:val="0"/>
+        <w:dstrike w:val="0"/>
+        <w:color w:val="000000"/>
+        <w:sz w:val="22"/>
+        <w:szCs w:val="22"/>
+        <w:u w:val="none" w:color="000000"/>
+        <w:bdr w:val="none" w:sz="0" w:space="0" w:color="auto"/>
+        <w:shd w:val="clear" w:color="auto" w:fill="auto"/>
+        <w:vertAlign w:val="baseline"/>
+      </w:rPr>
+    </w:lvl>
+    <w:lvl w:ilvl="1" w:tentative="1">
+      <w:start w:val="1"/>
+      <w:numFmt w:val="bullet"/>
+      <w:lvlText w:val="o"/>
+      <w:lvlJc w:val="left"/>
+      <w:pPr>
+        <w:tabs>
+          <w:tab w:val="num" w:pos="1440"/>
+        </w:tabs>
+        <w:ind w:left="1440" w:hanging="360"/>
+      </w:pPr>
+      <w:rPr>
+        <w:rFonts w:ascii="Courier New" w:hAnsi="Courier New" w:hint="default"/>
+        <w:sz w:val="20"/>
+      </w:rPr>
+    </w:lvl>
+    <w:lvl w:ilvl="2" w:tentative="1">
+      <w:start w:val="1"/>
+      <w:numFmt w:val="bullet"/>
+      <w:lvlText w:val=""/>
+      <w:lvlJc w:val="left"/>
+      <w:pPr>
+        <w:tabs>
+          <w:tab w:val="num" w:pos="2160"/>
+        </w:tabs>
+        <w:ind w:left="2160" w:hanging="360"/>
+      </w:pPr>
+      <w:rPr>
+        <w:rFonts w:ascii="Wingdings" w:hAnsi="Wingdings" w:hint="default"/>
+        <w:sz w:val="20"/>
+      </w:rPr>
+    </w:lvl>
+    <w:lvl w:ilvl="3" w:tentative="1">
+      <w:start w:val="1"/>
+      <w:numFmt w:val="bullet"/>
+      <w:lvlText w:val=""/>
+      <w:lvlJc w:val="left"/>
+      <w:pPr>
+        <w:tabs>
+          <w:tab w:val="num" w:pos="2880"/>
+        </w:tabs>
+        <w:ind w:left="2880" w:hanging="360"/>
+      </w:pPr>
+      <w:rPr>
+        <w:rFonts w:ascii="Wingdings" w:hAnsi="Wingdings" w:hint="default"/>
+        <w:sz w:val="20"/>
+      </w:rPr>
+    </w:lvl>
+    <w:lvl w:ilvl="4" w:tentative="1">
+      <w:start w:val="1"/>
+      <w:numFmt w:val="bullet"/>
+      <w:lvlText w:val=""/>
+      <w:lvlJc w:val="left"/>
+      <w:pPr>
+        <w:tabs>
+          <w:tab w:val="num" w:pos="3600"/>
+        </w:tabs>
+        <w:ind w:left="3600" w:hanging="360"/>
+      </w:pPr>
+      <w:rPr>
+        <w:rFonts w:ascii="Wingdings" w:hAnsi="Wingdings" w:hint="default"/>
+        <w:sz w:val="20"/>
+      </w:rPr>
+    </w:lvl>
+    <w:lvl w:ilvl="5" w:tentative="1">
+      <w:start w:val="1"/>
+      <w:numFmt w:val="bullet"/>
+      <w:lvlText w:val=""/>
+      <w:lvlJc w:val="left"/>
+      <w:pPr>
+        <w:tabs>
+          <w:tab w:val="num" w:pos="4320"/>
+        </w:tabs>
+        <w:ind w:left="4320" w:hanging="360"/>
+      </w:pPr>
+      <w:rPr>
+        <w:rFonts w:ascii="Wingdings" w:hAnsi="Wingdings" w:hint="default"/>
+        <w:sz w:val="20"/>
+      </w:rPr>
+    </w:lvl>
+    <w:lvl w:ilvl="6" w:tentative="1">
+      <w:start w:val="1"/>
+      <w:numFmt w:val="bullet"/>
+      <w:lvlText w:val=""/>
+      <w:lvlJc w:val="left"/>
+      <w:pPr>
+        <w:tabs>
+          <w:tab w:val="num" w:pos="5040"/>
+        </w:tabs>
+        <w:ind w:left="5040" w:hanging="360"/>
+      </w:pPr>
+      <w:rPr>
+        <w:rFonts w:ascii="Wingdings" w:hAnsi="Wingdings" w:hint="default"/>
+        <w:sz w:val="20"/>
+      </w:rPr>
+    </w:lvl>
+    <w:lvl w:ilvl="7" w:tentative="1">
+      <w:start w:val="1"/>
+      <w:numFmt w:val="bullet"/>
+      <w:lvlText w:val=""/>
+      <w:lvlJc w:val="left"/>
+      <w:pPr>
+        <w:tabs>
+          <w:tab w:val="num" w:pos="5760"/>
+        </w:tabs>
+        <w:ind w:left="5760" w:hanging="360"/>
+      </w:pPr>
+      <w:rPr>
+        <w:rFonts w:ascii="Wingdings" w:hAnsi="Wingdings" w:hint="default"/>
+        <w:sz w:val="20"/>
+      </w:rPr>
+    </w:lvl>
+    <w:lvl w:ilvl="8" w:tentative="1">
+      <w:start w:val="1"/>
+      <w:numFmt w:val="bullet"/>
+      <w:lvlText w:val=""/>
+      <w:lvlJc w:val="left"/>
+      <w:pPr>
+        <w:tabs>
+          <w:tab w:val="num" w:pos="6480"/>
+        </w:tabs>
+        <w:ind w:left="6480" w:hanging="360"/>
+      </w:pPr>
+      <w:rPr>
+        <w:rFonts w:ascii="Wingdings" w:hAnsi="Wingdings" w:hint="default"/>
+        <w:sz w:val="20"/>
+      </w:rPr>
+    </w:lvl>
+  </w:abstractNum>
+  <w:abstractNum w:abstractNumId="8" w15:restartNumberingAfterBreak="0">
+    <w:nsid w:val="221A7C05"/>
+    <w:multiLevelType w:val="multilevel"/>
+    <w:tmpl w:val="5448A842"/>
+    <w:lvl w:ilvl="0">
+      <w:start w:val="1"/>
+      <w:numFmt w:val="bullet"/>
+      <w:lvlText w:val=""/>
+      <w:lvlJc w:val="left"/>
+      <w:pPr>
+        <w:tabs>
+          <w:tab w:val="num" w:pos="720"/>
+        </w:tabs>
+        <w:ind w:left="720" w:hanging="360"/>
+      </w:pPr>
+      <w:rPr>
+        <w:rFonts w:ascii="Symbol" w:hAnsi="Symbol" w:hint="default"/>
+        <w:sz w:val="20"/>
+      </w:rPr>
+    </w:lvl>
+    <w:lvl w:ilvl="1" w:tentative="1">
+      <w:start w:val="1"/>
+      <w:numFmt w:val="bullet"/>
+      <w:lvlText w:val="o"/>
+      <w:lvlJc w:val="left"/>
+      <w:pPr>
+        <w:tabs>
+          <w:tab w:val="num" w:pos="1440"/>
+        </w:tabs>
+        <w:ind w:left="1440" w:hanging="360"/>
+      </w:pPr>
+      <w:rPr>
+        <w:rFonts w:ascii="Courier New" w:hAnsi="Courier New" w:hint="default"/>
+        <w:sz w:val="20"/>
+      </w:rPr>
+    </w:lvl>
+    <w:lvl w:ilvl="2" w:tentative="1">
+      <w:start w:val="1"/>
+      <w:numFmt w:val="bullet"/>
+      <w:lvlText w:val=""/>
+      <w:lvlJc w:val="left"/>
+      <w:pPr>
+        <w:tabs>
+          <w:tab w:val="num" w:pos="2160"/>
+        </w:tabs>
+        <w:ind w:left="2160" w:hanging="360"/>
+      </w:pPr>
+      <w:rPr>
+        <w:rFonts w:ascii="Wingdings" w:hAnsi="Wingdings" w:hint="default"/>
+        <w:sz w:val="20"/>
+      </w:rPr>
+    </w:lvl>
+    <w:lvl w:ilvl="3" w:tentative="1">
+      <w:start w:val="1"/>
+      <w:numFmt w:val="bullet"/>
+      <w:lvlText w:val=""/>
+      <w:lvlJc w:val="left"/>
+      <w:pPr>
+        <w:tabs>
+          <w:tab w:val="num" w:pos="2880"/>
+        </w:tabs>
+        <w:ind w:left="2880" w:hanging="360"/>
+      </w:pPr>
+      <w:rPr>
+        <w:rFonts w:ascii="Wingdings" w:hAnsi="Wingdings" w:hint="default"/>
+        <w:sz w:val="20"/>
+      </w:rPr>
+    </w:lvl>
+    <w:lvl w:ilvl="4" w:tentative="1">
+      <w:start w:val="1"/>
+      <w:numFmt w:val="bullet"/>
+      <w:lvlText w:val=""/>
+      <w:lvlJc w:val="left"/>
+      <w:pPr>
+        <w:tabs>
+          <w:tab w:val="num" w:pos="3600"/>
+        </w:tabs>
+        <w:ind w:left="3600" w:hanging="360"/>
+      </w:pPr>
+      <w:rPr>
+        <w:rFonts w:ascii="Wingdings" w:hAnsi="Wingdings" w:hint="default"/>
+        <w:sz w:val="20"/>
+      </w:rPr>
+    </w:lvl>
+    <w:lvl w:ilvl="5" w:tentative="1">
+      <w:start w:val="1"/>
+      <w:numFmt w:val="bullet"/>
+      <w:lvlText w:val=""/>
+      <w:lvlJc w:val="left"/>
+      <w:pPr>
+        <w:tabs>
+          <w:tab w:val="num" w:pos="4320"/>
+        </w:tabs>
+        <w:ind w:left="4320" w:hanging="360"/>
+      </w:pPr>
+      <w:rPr>
+        <w:rFonts w:ascii="Wingdings" w:hAnsi="Wingdings" w:hint="default"/>
+        <w:sz w:val="20"/>
+      </w:rPr>
+    </w:lvl>
+    <w:lvl w:ilvl="6" w:tentative="1">
+      <w:start w:val="1"/>
+      <w:numFmt w:val="bullet"/>
+      <w:lvlText w:val=""/>
+      <w:lvlJc w:val="left"/>
+      <w:pPr>
+        <w:tabs>
+          <w:tab w:val="num" w:pos="5040"/>
+        </w:tabs>
+        <w:ind w:left="5040" w:hanging="360"/>
+      </w:pPr>
+      <w:rPr>
+        <w:rFonts w:ascii="Wingdings" w:hAnsi="Wingdings" w:hint="default"/>
+        <w:sz w:val="20"/>
+      </w:rPr>
+    </w:lvl>
+    <w:lvl w:ilvl="7" w:tentative="1">
+      <w:start w:val="1"/>
+      <w:numFmt w:val="bullet"/>
+      <w:lvlText w:val=""/>
+      <w:lvlJc w:val="left"/>
+      <w:pPr>
+        <w:tabs>
+          <w:tab w:val="num" w:pos="5760"/>
+        </w:tabs>
+        <w:ind w:left="5760" w:hanging="360"/>
+      </w:pPr>
+      <w:rPr>
+        <w:rFonts w:ascii="Wingdings" w:hAnsi="Wingdings" w:hint="default"/>
+        <w:sz w:val="20"/>
+      </w:rPr>
+    </w:lvl>
+    <w:lvl w:ilvl="8" w:tentative="1">
+      <w:start w:val="1"/>
+      <w:numFmt w:val="bullet"/>
+      <w:lvlText w:val=""/>
+      <w:lvlJc w:val="left"/>
+      <w:pPr>
+        <w:tabs>
+          <w:tab w:val="num" w:pos="6480"/>
+        </w:tabs>
+        <w:ind w:left="6480" w:hanging="360"/>
+      </w:pPr>
+      <w:rPr>
+        <w:rFonts w:ascii="Wingdings" w:hAnsi="Wingdings" w:hint="default"/>
+        <w:sz w:val="20"/>
+      </w:rPr>
+    </w:lvl>
+  </w:abstractNum>
+  <w:abstractNum w:abstractNumId="9" w15:restartNumberingAfterBreak="0">
+    <w:nsid w:val="23633CAD"/>
+    <w:multiLevelType w:val="multilevel"/>
+    <w:tmpl w:val="FCAE5E90"/>
+    <w:lvl w:ilvl="0">
+      <w:start w:val="1"/>
+      <w:numFmt w:val="bullet"/>
+      <w:lvlText w:val=""/>
+      <w:lvlJc w:val="left"/>
+      <w:pPr>
+        <w:tabs>
+          <w:tab w:val="num" w:pos="720"/>
+        </w:tabs>
+        <w:ind w:left="720" w:hanging="360"/>
+      </w:pPr>
+      <w:rPr>
+        <w:rFonts w:ascii="Symbol" w:hAnsi="Symbol" w:hint="default"/>
+        <w:sz w:val="20"/>
+      </w:rPr>
+    </w:lvl>
+    <w:lvl w:ilvl="1" w:tentative="1">
+      <w:start w:val="1"/>
+      <w:numFmt w:val="bullet"/>
+      <w:lvlText w:val="o"/>
+      <w:lvlJc w:val="left"/>
+      <w:pPr>
+        <w:tabs>
+          <w:tab w:val="num" w:pos="1440"/>
+        </w:tabs>
+        <w:ind w:left="1440" w:hanging="360"/>
+      </w:pPr>
+      <w:rPr>
+        <w:rFonts w:ascii="Courier New" w:hAnsi="Courier New" w:hint="default"/>
+        <w:sz w:val="20"/>
+      </w:rPr>
+    </w:lvl>
+    <w:lvl w:ilvl="2" w:tentative="1">
+      <w:start w:val="1"/>
+      <w:numFmt w:val="bullet"/>
+      <w:lvlText w:val=""/>
+      <w:lvlJc w:val="left"/>
+      <w:pPr>
+        <w:tabs>
+          <w:tab w:val="num" w:pos="2160"/>
+        </w:tabs>
+        <w:ind w:left="2160" w:hanging="360"/>
+      </w:pPr>
+      <w:rPr>
+        <w:rFonts w:ascii="Wingdings" w:hAnsi="Wingdings" w:hint="default"/>
+        <w:sz w:val="20"/>
+      </w:rPr>
+    </w:lvl>
+    <w:lvl w:ilvl="3" w:tentative="1">
+      <w:start w:val="1"/>
+      <w:numFmt w:val="bullet"/>
+      <w:lvlText w:val=""/>
+      <w:lvlJc w:val="left"/>
+      <w:pPr>
+        <w:tabs>
+          <w:tab w:val="num" w:pos="2880"/>
+        </w:tabs>
+        <w:ind w:left="2880" w:hanging="360"/>
+      </w:pPr>
+      <w:rPr>
+        <w:rFonts w:ascii="Wingdings" w:hAnsi="Wingdings" w:hint="default"/>
+        <w:sz w:val="20"/>
+      </w:rPr>
+    </w:lvl>
+    <w:lvl w:ilvl="4" w:tentative="1">
+      <w:start w:val="1"/>
+      <w:numFmt w:val="bullet"/>
+      <w:lvlText w:val=""/>
+      <w:lvlJc w:val="left"/>
+      <w:pPr>
+        <w:tabs>
+          <w:tab w:val="num" w:pos="3600"/>
+        </w:tabs>
+        <w:ind w:left="3600" w:hanging="360"/>
+      </w:pPr>
+      <w:rPr>
+        <w:rFonts w:ascii="Wingdings" w:hAnsi="Wingdings" w:hint="default"/>
+        <w:sz w:val="20"/>
+      </w:rPr>
+    </w:lvl>
+    <w:lvl w:ilvl="5" w:tentative="1">
+      <w:start w:val="1"/>
+      <w:numFmt w:val="bullet"/>
+      <w:lvlText w:val=""/>
+      <w:lvlJc w:val="left"/>
+      <w:pPr>
+        <w:tabs>
+          <w:tab w:val="num" w:pos="4320"/>
+        </w:tabs>
+        <w:ind w:left="4320" w:hanging="360"/>
+      </w:pPr>
+      <w:rPr>
+        <w:rFonts w:ascii="Wingdings" w:hAnsi="Wingdings" w:hint="default"/>
+        <w:sz w:val="20"/>
+      </w:rPr>
+    </w:lvl>
+    <w:lvl w:ilvl="6" w:tentative="1">
+      <w:start w:val="1"/>
+      <w:numFmt w:val="bullet"/>
+      <w:lvlText w:val=""/>
+      <w:lvlJc w:val="left"/>
+      <w:pPr>
+        <w:tabs>
+          <w:tab w:val="num" w:pos="5040"/>
+        </w:tabs>
+        <w:ind w:left="5040" w:hanging="360"/>
+      </w:pPr>
+      <w:rPr>
+        <w:rFonts w:ascii="Wingdings" w:hAnsi="Wingdings" w:hint="default"/>
+        <w:sz w:val="20"/>
+      </w:rPr>
+    </w:lvl>
+    <w:lvl w:ilvl="7" w:tentative="1">
+      <w:start w:val="1"/>
+      <w:numFmt w:val="bullet"/>
+      <w:lvlText w:val=""/>
+      <w:lvlJc w:val="left"/>
+      <w:pPr>
+        <w:tabs>
+          <w:tab w:val="num" w:pos="5760"/>
+        </w:tabs>
+        <w:ind w:left="5760" w:hanging="360"/>
+      </w:pPr>
+      <w:rPr>
+        <w:rFonts w:ascii="Wingdings" w:hAnsi="Wingdings" w:hint="default"/>
+        <w:sz w:val="20"/>
+      </w:rPr>
+    </w:lvl>
+    <w:lvl w:ilvl="8" w:tentative="1">
+      <w:start w:val="1"/>
+      <w:numFmt w:val="bullet"/>
+      <w:lvlText w:val=""/>
+      <w:lvlJc w:val="left"/>
+      <w:pPr>
+        <w:tabs>
+          <w:tab w:val="num" w:pos="6480"/>
+        </w:tabs>
+        <w:ind w:left="6480" w:hanging="360"/>
+      </w:pPr>
+      <w:rPr>
+        <w:rFonts w:ascii="Wingdings" w:hAnsi="Wingdings" w:hint="default"/>
+        <w:sz w:val="20"/>
+      </w:rPr>
+    </w:lvl>
+  </w:abstractNum>
+  <w:abstractNum w:abstractNumId="10" w15:restartNumberingAfterBreak="0">
+    <w:nsid w:val="28C40EA2"/>
+    <w:multiLevelType w:val="hybridMultilevel"/>
+    <w:tmpl w:val="11E4D444"/>
+    <w:lvl w:ilvl="0" w:tplc="54907A5A">
+      <w:start w:val="1"/>
+      <w:numFmt w:val="bullet"/>
+      <w:lvlText w:val="–"/>
+      <w:lvlJc w:val="left"/>
+      <w:pPr>
+        <w:ind w:left="720" w:hanging="360"/>
+      </w:pPr>
+      <w:rPr>
+        <w:rFonts w:ascii="Cambria" w:eastAsia="Cambria" w:hAnsi="Cambria" w:cs="Cambria"/>
+        <w:b w:val="0"/>
+        <w:i w:val="0"/>
+        <w:strike w:val="0"/>
+        <w:dstrike w:val="0"/>
+        <w:color w:val="000000"/>
+        <w:sz w:val="22"/>
+        <w:szCs w:val="22"/>
+        <w:u w:val="none" w:color="000000"/>
+        <w:bdr w:val="none" w:sz="0" w:space="0" w:color="auto"/>
+        <w:shd w:val="clear" w:color="auto" w:fill="auto"/>
+        <w:vertAlign w:val="baseline"/>
+      </w:rPr>
+    </w:lvl>
+    <w:lvl w:ilvl="1" w:tplc="340A0003" w:tentative="1">
+      <w:start w:val="1"/>
+      <w:numFmt w:val="bullet"/>
+      <w:lvlText w:val="o"/>
+      <w:lvlJc w:val="left"/>
+      <w:pPr>
+        <w:ind w:left="1440" w:hanging="360"/>
+      </w:pPr>
+      <w:rPr>
+        <w:rFonts w:ascii="Courier New" w:hAnsi="Courier New" w:cs="Courier New" w:hint="default"/>
+      </w:rPr>
+    </w:lvl>
+    <w:lvl w:ilvl="2" w:tplc="340A0005" w:tentative="1">
+      <w:start w:val="1"/>
+      <w:numFmt w:val="bullet"/>
+      <w:lvlText w:val=""/>
+      <w:lvlJc w:val="left"/>
+      <w:pPr>
+        <w:ind w:left="2160" w:hanging="360"/>
+      </w:pPr>
+      <w:rPr>
+        <w:rFonts w:ascii="Wingdings" w:hAnsi="Wingdings" w:hint="default"/>
+      </w:rPr>
+    </w:lvl>
+    <w:lvl w:ilvl="3" w:tplc="340A0001" w:tentative="1">
+      <w:start w:val="1"/>
+      <w:numFmt w:val="bullet"/>
+      <w:lvlText w:val=""/>
+      <w:lvlJc w:val="left"/>
+      <w:pPr>
+        <w:ind w:left="2880" w:hanging="360"/>
+      </w:pPr>
+      <w:rPr>
+        <w:rFonts w:ascii="Symbol" w:hAnsi="Symbol" w:hint="default"/>
+      </w:rPr>
+    </w:lvl>
+    <w:lvl w:ilvl="4" w:tplc="340A0003" w:tentative="1">
+      <w:start w:val="1"/>
+      <w:numFmt w:val="bullet"/>
+      <w:lvlText w:val="o"/>
+      <w:lvlJc w:val="left"/>
+      <w:pPr>
+        <w:ind w:left="3600" w:hanging="360"/>
+      </w:pPr>
+      <w:rPr>
+        <w:rFonts w:ascii="Courier New" w:hAnsi="Courier New" w:cs="Courier New" w:hint="default"/>
+      </w:rPr>
+    </w:lvl>
+    <w:lvl w:ilvl="5" w:tplc="340A0005" w:tentative="1">
+      <w:start w:val="1"/>
+      <w:numFmt w:val="bullet"/>
+      <w:lvlText w:val=""/>
+      <w:lvlJc w:val="left"/>
+      <w:pPr>
+        <w:ind w:left="4320" w:hanging="360"/>
+      </w:pPr>
+      <w:rPr>
+        <w:rFonts w:ascii="Wingdings" w:hAnsi="Wingdings" w:hint="default"/>
+      </w:rPr>
+    </w:lvl>
+    <w:lvl w:ilvl="6" w:tplc="340A0001" w:tentative="1">
+      <w:start w:val="1"/>
+      <w:numFmt w:val="bullet"/>
+      <w:lvlText w:val=""/>
+      <w:lvlJc w:val="left"/>
+      <w:pPr>
+        <w:ind w:left="5040" w:hanging="360"/>
+      </w:pPr>
+      <w:rPr>
+        <w:rFonts w:ascii="Symbol" w:hAnsi="Symbol" w:hint="default"/>
+      </w:rPr>
+    </w:lvl>
+    <w:lvl w:ilvl="7" w:tplc="340A0003" w:tentative="1">
+      <w:start w:val="1"/>
+      <w:numFmt w:val="bullet"/>
+      <w:lvlText w:val="o"/>
+      <w:lvlJc w:val="left"/>
+      <w:pPr>
+        <w:ind w:left="5760" w:hanging="360"/>
+      </w:pPr>
+      <w:rPr>
+        <w:rFonts w:ascii="Courier New" w:hAnsi="Courier New" w:cs="Courier New" w:hint="default"/>
+      </w:rPr>
+    </w:lvl>
+    <w:lvl w:ilvl="8" w:tplc="340A0005" w:tentative="1">
+      <w:start w:val="1"/>
+      <w:numFmt w:val="bullet"/>
+      <w:lvlText w:val=""/>
+      <w:lvlJc w:val="left"/>
+      <w:pPr>
+        <w:ind w:left="6480" w:hanging="360"/>
+      </w:pPr>
+      <w:rPr>
+        <w:rFonts w:ascii="Wingdings" w:hAnsi="Wingdings" w:hint="default"/>
+      </w:rPr>
+    </w:lvl>
+  </w:abstractNum>
+  <w:abstractNum w:abstractNumId="11" w15:restartNumberingAfterBreak="0">
+    <w:nsid w:val="2C85328E"/>
+    <w:multiLevelType w:val="multilevel"/>
+    <w:tmpl w:val="77A0C57A"/>
+    <w:lvl w:ilvl="0">
+      <w:start w:val="1"/>
+      <w:numFmt w:val="bullet"/>
+      <w:lvlText w:val=""/>
+      <w:lvlJc w:val="left"/>
+      <w:pPr>
+        <w:tabs>
+          <w:tab w:val="num" w:pos="720"/>
+        </w:tabs>
+        <w:ind w:left="720" w:hanging="360"/>
+      </w:pPr>
+      <w:rPr>
+        <w:rFonts w:ascii="Symbol" w:hAnsi="Symbol" w:hint="default"/>
+        <w:sz w:val="20"/>
+      </w:rPr>
+    </w:lvl>
+    <w:lvl w:ilvl="1" w:tentative="1">
+      <w:start w:val="1"/>
+      <w:numFmt w:val="bullet"/>
+      <w:lvlText w:val="o"/>
+      <w:lvlJc w:val="left"/>
+      <w:pPr>
+        <w:tabs>
+          <w:tab w:val="num" w:pos="1440"/>
+        </w:tabs>
+        <w:ind w:left="1440" w:hanging="360"/>
+      </w:pPr>
+      <w:rPr>
+        <w:rFonts w:ascii="Courier New" w:hAnsi="Courier New" w:hint="default"/>
+        <w:sz w:val="20"/>
+      </w:rPr>
+    </w:lvl>
+    <w:lvl w:ilvl="2" w:tentative="1">
+      <w:start w:val="1"/>
+      <w:numFmt w:val="bullet"/>
+      <w:lvlText w:val=""/>
+      <w:lvlJc w:val="left"/>
+      <w:pPr>
+        <w:tabs>
+          <w:tab w:val="num" w:pos="2160"/>
+        </w:tabs>
+        <w:ind w:left="2160" w:hanging="360"/>
+      </w:pPr>
+      <w:rPr>
+        <w:rFonts w:ascii="Wingdings" w:hAnsi="Wingdings" w:hint="default"/>
+        <w:sz w:val="20"/>
+      </w:rPr>
+    </w:lvl>
+    <w:lvl w:ilvl="3" w:tentative="1">
+      <w:start w:val="1"/>
+      <w:numFmt w:val="bullet"/>
+      <w:lvlText w:val=""/>
+      <w:lvlJc w:val="left"/>
+      <w:pPr>
+        <w:tabs>
+          <w:tab w:val="num" w:pos="2880"/>
+        </w:tabs>
+        <w:ind w:left="2880" w:hanging="360"/>
+      </w:pPr>
+      <w:rPr>
+        <w:rFonts w:ascii="Wingdings" w:hAnsi="Wingdings" w:hint="default"/>
+        <w:sz w:val="20"/>
+      </w:rPr>
+    </w:lvl>
+    <w:lvl w:ilvl="4" w:tentative="1">
+      <w:start w:val="1"/>
+      <w:numFmt w:val="bullet"/>
+      <w:lvlText w:val=""/>
+      <w:lvlJc w:val="left"/>
+      <w:pPr>
+        <w:tabs>
+          <w:tab w:val="num" w:pos="3600"/>
+        </w:tabs>
+        <w:ind w:left="3600" w:hanging="360"/>
+      </w:pPr>
+      <w:rPr>
+        <w:rFonts w:ascii="Wingdings" w:hAnsi="Wingdings" w:hint="default"/>
+        <w:sz w:val="20"/>
+      </w:rPr>
+    </w:lvl>
+    <w:lvl w:ilvl="5" w:tentative="1">
+      <w:start w:val="1"/>
+      <w:numFmt w:val="bullet"/>
+      <w:lvlText w:val=""/>
+      <w:lvlJc w:val="left"/>
+      <w:pPr>
+        <w:tabs>
+          <w:tab w:val="num" w:pos="4320"/>
+        </w:tabs>
+        <w:ind w:left="4320" w:hanging="360"/>
+      </w:pPr>
+      <w:rPr>
+        <w:rFonts w:ascii="Wingdings" w:hAnsi="Wingdings" w:hint="default"/>
+        <w:sz w:val="20"/>
+      </w:rPr>
+    </w:lvl>
+    <w:lvl w:ilvl="6" w:tentative="1">
+      <w:start w:val="1"/>
+      <w:numFmt w:val="bullet"/>
+      <w:lvlText w:val=""/>
+      <w:lvlJc w:val="left"/>
+      <w:pPr>
+        <w:tabs>
+          <w:tab w:val="num" w:pos="5040"/>
+        </w:tabs>
+        <w:ind w:left="5040" w:hanging="360"/>
+      </w:pPr>
+      <w:rPr>
+        <w:rFonts w:ascii="Wingdings" w:hAnsi="Wingdings" w:hint="default"/>
+        <w:sz w:val="20"/>
+      </w:rPr>
+    </w:lvl>
+    <w:lvl w:ilvl="7" w:tentative="1">
+      <w:start w:val="1"/>
+      <w:numFmt w:val="bullet"/>
+      <w:lvlText w:val=""/>
+      <w:lvlJc w:val="left"/>
+      <w:pPr>
+        <w:tabs>
+          <w:tab w:val="num" w:pos="5760"/>
+        </w:tabs>
+        <w:ind w:left="5760" w:hanging="360"/>
+      </w:pPr>
+      <w:rPr>
+        <w:rFonts w:ascii="Wingdings" w:hAnsi="Wingdings" w:hint="default"/>
+        <w:sz w:val="20"/>
+      </w:rPr>
+    </w:lvl>
+    <w:lvl w:ilvl="8" w:tentative="1">
+      <w:start w:val="1"/>
+      <w:numFmt w:val="bullet"/>
+      <w:lvlText w:val=""/>
+      <w:lvlJc w:val="left"/>
+      <w:pPr>
+        <w:tabs>
+          <w:tab w:val="num" w:pos="6480"/>
+        </w:tabs>
+        <w:ind w:left="6480" w:hanging="360"/>
+      </w:pPr>
+      <w:rPr>
+        <w:rFonts w:ascii="Wingdings" w:hAnsi="Wingdings" w:hint="default"/>
+        <w:sz w:val="20"/>
+      </w:rPr>
+    </w:lvl>
+  </w:abstractNum>
+  <w:abstractNum w:abstractNumId="12" w15:restartNumberingAfterBreak="0">
+    <w:nsid w:val="330513BB"/>
+    <w:multiLevelType w:val="multilevel"/>
+    <w:tmpl w:val="23365916"/>
+    <w:lvl w:ilvl="0">
+      <w:start w:val="1"/>
+      <w:numFmt w:val="bullet"/>
+      <w:lvlText w:val=""/>
+      <w:lvlJc w:val="left"/>
+      <w:pPr>
+        <w:tabs>
+          <w:tab w:val="num" w:pos="720"/>
+        </w:tabs>
+        <w:ind w:left="720" w:hanging="360"/>
+      </w:pPr>
+      <w:rPr>
+        <w:rFonts w:ascii="Symbol" w:hAnsi="Symbol" w:hint="default"/>
+        <w:sz w:val="20"/>
+      </w:rPr>
+    </w:lvl>
+    <w:lvl w:ilvl="1" w:tentative="1">
+      <w:start w:val="1"/>
+      <w:numFmt w:val="bullet"/>
+      <w:lvlText w:val="o"/>
+      <w:lvlJc w:val="left"/>
+      <w:pPr>
+        <w:tabs>
+          <w:tab w:val="num" w:pos="1440"/>
+        </w:tabs>
+        <w:ind w:left="1440" w:hanging="360"/>
+      </w:pPr>
+      <w:rPr>
+        <w:rFonts w:ascii="Courier New" w:hAnsi="Courier New" w:hint="default"/>
+        <w:sz w:val="20"/>
+      </w:rPr>
+    </w:lvl>
+    <w:lvl w:ilvl="2" w:tentative="1">
+      <w:start w:val="1"/>
+      <w:numFmt w:val="bullet"/>
+      <w:lvlText w:val=""/>
+      <w:lvlJc w:val="left"/>
+      <w:pPr>
+        <w:tabs>
+          <w:tab w:val="num" w:pos="2160"/>
+        </w:tabs>
+        <w:ind w:left="2160" w:hanging="360"/>
+      </w:pPr>
+      <w:rPr>
+        <w:rFonts w:ascii="Wingdings" w:hAnsi="Wingdings" w:hint="default"/>
+        <w:sz w:val="20"/>
+      </w:rPr>
+    </w:lvl>
+    <w:lvl w:ilvl="3" w:tentative="1">
+      <w:start w:val="1"/>
+      <w:numFmt w:val="bullet"/>
+      <w:lvlText w:val=""/>
+      <w:lvlJc w:val="left"/>
+      <w:pPr>
+        <w:tabs>
+          <w:tab w:val="num" w:pos="2880"/>
+        </w:tabs>
+        <w:ind w:left="2880" w:hanging="360"/>
+      </w:pPr>
+      <w:rPr>
+        <w:rFonts w:ascii="Wingdings" w:hAnsi="Wingdings" w:hint="default"/>
+        <w:sz w:val="20"/>
+      </w:rPr>
+    </w:lvl>
+    <w:lvl w:ilvl="4" w:tentative="1">
+      <w:start w:val="1"/>
+      <w:numFmt w:val="bullet"/>
+      <w:lvlText w:val=""/>
+      <w:lvlJc w:val="left"/>
+      <w:pPr>
+        <w:tabs>
+          <w:tab w:val="num" w:pos="3600"/>
+        </w:tabs>
+        <w:ind w:left="3600" w:hanging="360"/>
+      </w:pPr>
+      <w:rPr>
+        <w:rFonts w:ascii="Wingdings" w:hAnsi="Wingdings" w:hint="default"/>
+        <w:sz w:val="20"/>
+      </w:rPr>
+    </w:lvl>
+    <w:lvl w:ilvl="5" w:tentative="1">
+      <w:start w:val="1"/>
+      <w:numFmt w:val="bullet"/>
+      <w:lvlText w:val=""/>
+      <w:lvlJc w:val="left"/>
+      <w:pPr>
+        <w:tabs>
+          <w:tab w:val="num" w:pos="4320"/>
+        </w:tabs>
+        <w:ind w:left="4320" w:hanging="360"/>
+      </w:pPr>
+      <w:rPr>
+        <w:rFonts w:ascii="Wingdings" w:hAnsi="Wingdings" w:hint="default"/>
+        <w:sz w:val="20"/>
+      </w:rPr>
+    </w:lvl>
+    <w:lvl w:ilvl="6" w:tentative="1">
+      <w:start w:val="1"/>
+      <w:numFmt w:val="bullet"/>
+      <w:lvlText w:val=""/>
+      <w:lvlJc w:val="left"/>
+      <w:pPr>
+        <w:tabs>
+          <w:tab w:val="num" w:pos="5040"/>
+        </w:tabs>
+        <w:ind w:left="5040" w:hanging="360"/>
+      </w:pPr>
+      <w:rPr>
+        <w:rFonts w:ascii="Wingdings" w:hAnsi="Wingdings" w:hint="default"/>
+        <w:sz w:val="20"/>
+      </w:rPr>
+    </w:lvl>
+    <w:lvl w:ilvl="7" w:tentative="1">
+      <w:start w:val="1"/>
+      <w:numFmt w:val="bullet"/>
+      <w:lvlText w:val=""/>
+      <w:lvlJc w:val="left"/>
+      <w:pPr>
+        <w:tabs>
+          <w:tab w:val="num" w:pos="5760"/>
+        </w:tabs>
+        <w:ind w:left="5760" w:hanging="360"/>
+      </w:pPr>
+      <w:rPr>
+        <w:rFonts w:ascii="Wingdings" w:hAnsi="Wingdings" w:hint="default"/>
+        <w:sz w:val="20"/>
+      </w:rPr>
+    </w:lvl>
+    <w:lvl w:ilvl="8" w:tentative="1">
+      <w:start w:val="1"/>
+      <w:numFmt w:val="bullet"/>
+      <w:lvlText w:val=""/>
+      <w:lvlJc w:val="left"/>
+      <w:pPr>
+        <w:tabs>
+          <w:tab w:val="num" w:pos="6480"/>
+        </w:tabs>
+        <w:ind w:left="6480" w:hanging="360"/>
+      </w:pPr>
+      <w:rPr>
+        <w:rFonts w:ascii="Wingdings" w:hAnsi="Wingdings" w:hint="default"/>
+        <w:sz w:val="20"/>
+      </w:rPr>
+    </w:lvl>
+  </w:abstractNum>
+  <w:abstractNum w:abstractNumId="13" w15:restartNumberingAfterBreak="0">
+    <w:nsid w:val="3B1B4924"/>
+    <w:multiLevelType w:val="hybridMultilevel"/>
+    <w:tmpl w:val="79AA0400"/>
+    <w:lvl w:ilvl="0" w:tplc="54907A5A">
+      <w:start w:val="1"/>
+      <w:numFmt w:val="bullet"/>
+      <w:lvlText w:val="–"/>
+      <w:lvlJc w:val="left"/>
+      <w:pPr>
+        <w:ind w:left="720" w:hanging="360"/>
+      </w:pPr>
+      <w:rPr>
+        <w:rFonts w:ascii="Cambria" w:eastAsia="Cambria" w:hAnsi="Cambria" w:cs="Cambria"/>
+        <w:b w:val="0"/>
+        <w:i w:val="0"/>
+        <w:strike w:val="0"/>
+        <w:dstrike w:val="0"/>
+        <w:color w:val="000000"/>
+        <w:sz w:val="22"/>
+        <w:szCs w:val="22"/>
+        <w:u w:val="none" w:color="000000"/>
+        <w:bdr w:val="none" w:sz="0" w:space="0" w:color="auto"/>
+        <w:shd w:val="clear" w:color="auto" w:fill="auto"/>
+        <w:vertAlign w:val="baseline"/>
+      </w:rPr>
+    </w:lvl>
+    <w:lvl w:ilvl="1" w:tplc="340A0003" w:tentative="1">
+      <w:start w:val="1"/>
+      <w:numFmt w:val="bullet"/>
+      <w:lvlText w:val="o"/>
+      <w:lvlJc w:val="left"/>
+      <w:pPr>
+        <w:ind w:left="1440" w:hanging="360"/>
+      </w:pPr>
+      <w:rPr>
+        <w:rFonts w:ascii="Courier New" w:hAnsi="Courier New" w:cs="Courier New" w:hint="default"/>
+      </w:rPr>
+    </w:lvl>
+    <w:lvl w:ilvl="2" w:tplc="340A0005" w:tentative="1">
+      <w:start w:val="1"/>
+      <w:numFmt w:val="bullet"/>
+      <w:lvlText w:val=""/>
+      <w:lvlJc w:val="left"/>
+      <w:pPr>
+        <w:ind w:left="2160" w:hanging="360"/>
+      </w:pPr>
+      <w:rPr>
+        <w:rFonts w:ascii="Wingdings" w:hAnsi="Wingdings" w:hint="default"/>
+      </w:rPr>
+    </w:lvl>
+    <w:lvl w:ilvl="3" w:tplc="340A0001" w:tentative="1">
+      <w:start w:val="1"/>
+      <w:numFmt w:val="bullet"/>
+      <w:lvlText w:val=""/>
+      <w:lvlJc w:val="left"/>
+      <w:pPr>
+        <w:ind w:left="2880" w:hanging="360"/>
+      </w:pPr>
+      <w:rPr>
+        <w:rFonts w:ascii="Symbol" w:hAnsi="Symbol" w:hint="default"/>
+      </w:rPr>
+    </w:lvl>
+    <w:lvl w:ilvl="4" w:tplc="340A0003" w:tentative="1">
+      <w:start w:val="1"/>
+      <w:numFmt w:val="bullet"/>
+      <w:lvlText w:val="o"/>
+      <w:lvlJc w:val="left"/>
+      <w:pPr>
+        <w:ind w:left="3600" w:hanging="360"/>
+      </w:pPr>
+      <w:rPr>
+        <w:rFonts w:ascii="Courier New" w:hAnsi="Courier New" w:cs="Courier New" w:hint="default"/>
+      </w:rPr>
+    </w:lvl>
+    <w:lvl w:ilvl="5" w:tplc="340A0005" w:tentative="1">
+      <w:start w:val="1"/>
+      <w:numFmt w:val="bullet"/>
+      <w:lvlText w:val=""/>
+      <w:lvlJc w:val="left"/>
+      <w:pPr>
+        <w:ind w:left="4320" w:hanging="360"/>
+      </w:pPr>
+      <w:rPr>
+        <w:rFonts w:ascii="Wingdings" w:hAnsi="Wingdings" w:hint="default"/>
+      </w:rPr>
+    </w:lvl>
+    <w:lvl w:ilvl="6" w:tplc="340A0001" w:tentative="1">
+      <w:start w:val="1"/>
+      <w:numFmt w:val="bullet"/>
+      <w:lvlText w:val=""/>
+      <w:lvlJc w:val="left"/>
+      <w:pPr>
+        <w:ind w:left="5040" w:hanging="360"/>
+      </w:pPr>
+      <w:rPr>
+        <w:rFonts w:ascii="Symbol" w:hAnsi="Symbol" w:hint="default"/>
+      </w:rPr>
+    </w:lvl>
+    <w:lvl w:ilvl="7" w:tplc="340A0003" w:tentative="1">
+      <w:start w:val="1"/>
+      <w:numFmt w:val="bullet"/>
+      <w:lvlText w:val="o"/>
+      <w:lvlJc w:val="left"/>
+      <w:pPr>
+        <w:ind w:left="5760" w:hanging="360"/>
+      </w:pPr>
+      <w:rPr>
+        <w:rFonts w:ascii="Courier New" w:hAnsi="Courier New" w:cs="Courier New" w:hint="default"/>
+      </w:rPr>
+    </w:lvl>
+    <w:lvl w:ilvl="8" w:tplc="340A0005" w:tentative="1">
+      <w:start w:val="1"/>
+      <w:numFmt w:val="bullet"/>
+      <w:lvlText w:val=""/>
+      <w:lvlJc w:val="left"/>
+      <w:pPr>
+        <w:ind w:left="6480" w:hanging="360"/>
+      </w:pPr>
+      <w:rPr>
+        <w:rFonts w:ascii="Wingdings" w:hAnsi="Wingdings" w:hint="default"/>
+      </w:rPr>
+    </w:lvl>
+  </w:abstractNum>
+  <w:abstractNum w:abstractNumId="14" w15:restartNumberingAfterBreak="0">
+    <w:nsid w:val="50563E76"/>
+    <w:multiLevelType w:val="multilevel"/>
+    <w:tmpl w:val="7B107CE2"/>
+    <w:lvl w:ilvl="0">
+      <w:start w:val="1"/>
+      <w:numFmt w:val="bullet"/>
+      <w:lvlText w:val="–"/>
+      <w:lvlJc w:val="left"/>
+      <w:pPr>
+        <w:tabs>
+          <w:tab w:val="num" w:pos="720"/>
+        </w:tabs>
+        <w:ind w:left="720" w:hanging="360"/>
+      </w:pPr>
+      <w:rPr>
+        <w:rFonts w:ascii="Cambria" w:eastAsia="Cambria" w:hAnsi="Cambria" w:cs="Cambria" w:hint="default"/>
+        <w:b w:val="0"/>
+        <w:i w:val="0"/>
+        <w:strike w:val="0"/>
+        <w:dstrike w:val="0"/>
+        <w:color w:val="000000"/>
+        <w:sz w:val="22"/>
+        <w:szCs w:val="22"/>
+        <w:u w:val="none" w:color="000000"/>
+        <w:bdr w:val="none" w:sz="0" w:space="0" w:color="auto"/>
+        <w:shd w:val="clear" w:color="auto" w:fill="auto"/>
+        <w:vertAlign w:val="baseline"/>
+      </w:rPr>
+    </w:lvl>
+    <w:lvl w:ilvl="1" w:tentative="1">
+      <w:start w:val="1"/>
+      <w:numFmt w:val="bullet"/>
+      <w:lvlText w:val="o"/>
+      <w:lvlJc w:val="left"/>
+      <w:pPr>
+        <w:tabs>
+          <w:tab w:val="num" w:pos="1440"/>
+        </w:tabs>
+        <w:ind w:left="1440" w:hanging="360"/>
+      </w:pPr>
+      <w:rPr>
+        <w:rFonts w:ascii="Courier New" w:hAnsi="Courier New" w:hint="default"/>
+        <w:sz w:val="20"/>
+      </w:rPr>
+    </w:lvl>
+    <w:lvl w:ilvl="2" w:tentative="1">
+      <w:start w:val="1"/>
+      <w:numFmt w:val="bullet"/>
+      <w:lvlText w:val=""/>
+      <w:lvlJc w:val="left"/>
+      <w:pPr>
+        <w:tabs>
+          <w:tab w:val="num" w:pos="2160"/>
+        </w:tabs>
+        <w:ind w:left="2160" w:hanging="360"/>
+      </w:pPr>
+      <w:rPr>
+        <w:rFonts w:ascii="Wingdings" w:hAnsi="Wingdings" w:hint="default"/>
+        <w:sz w:val="20"/>
+      </w:rPr>
+    </w:lvl>
+    <w:lvl w:ilvl="3" w:tentative="1">
+      <w:start w:val="1"/>
+      <w:numFmt w:val="bullet"/>
+      <w:lvlText w:val=""/>
+      <w:lvlJc w:val="left"/>
+      <w:pPr>
+        <w:tabs>
+          <w:tab w:val="num" w:pos="2880"/>
+        </w:tabs>
+        <w:ind w:left="2880" w:hanging="360"/>
+      </w:pPr>
+      <w:rPr>
+        <w:rFonts w:ascii="Wingdings" w:hAnsi="Wingdings" w:hint="default"/>
+        <w:sz w:val="20"/>
+      </w:rPr>
+    </w:lvl>
+    <w:lvl w:ilvl="4" w:tentative="1">
+      <w:start w:val="1"/>
+      <w:numFmt w:val="bullet"/>
+      <w:lvlText w:val=""/>
+      <w:lvlJc w:val="left"/>
+      <w:pPr>
+        <w:tabs>
+          <w:tab w:val="num" w:pos="3600"/>
+        </w:tabs>
+        <w:ind w:left="3600" w:hanging="360"/>
+      </w:pPr>
+      <w:rPr>
+        <w:rFonts w:ascii="Wingdings" w:hAnsi="Wingdings" w:hint="default"/>
+        <w:sz w:val="20"/>
+      </w:rPr>
+    </w:lvl>
+    <w:lvl w:ilvl="5" w:tentative="1">
+      <w:start w:val="1"/>
+      <w:numFmt w:val="bullet"/>
+      <w:lvlText w:val=""/>
+      <w:lvlJc w:val="left"/>
+      <w:pPr>
+        <w:tabs>
+          <w:tab w:val="num" w:pos="4320"/>
+        </w:tabs>
+        <w:ind w:left="4320" w:hanging="360"/>
+      </w:pPr>
+      <w:rPr>
+        <w:rFonts w:ascii="Wingdings" w:hAnsi="Wingdings" w:hint="default"/>
+        <w:sz w:val="20"/>
+      </w:rPr>
+    </w:lvl>
+    <w:lvl w:ilvl="6" w:tentative="1">
+      <w:start w:val="1"/>
+      <w:numFmt w:val="bullet"/>
+      <w:lvlText w:val=""/>
+      <w:lvlJc w:val="left"/>
+      <w:pPr>
+        <w:tabs>
+          <w:tab w:val="num" w:pos="5040"/>
+        </w:tabs>
+        <w:ind w:left="5040" w:hanging="360"/>
+      </w:pPr>
+      <w:rPr>
+        <w:rFonts w:ascii="Wingdings" w:hAnsi="Wingdings" w:hint="default"/>
+        <w:sz w:val="20"/>
+      </w:rPr>
+    </w:lvl>
+    <w:lvl w:ilvl="7" w:tentative="1">
+      <w:start w:val="1"/>
+      <w:numFmt w:val="bullet"/>
+      <w:lvlText w:val=""/>
+      <w:lvlJc w:val="left"/>
+      <w:pPr>
+        <w:tabs>
+          <w:tab w:val="num" w:pos="5760"/>
+        </w:tabs>
+        <w:ind w:left="5760" w:hanging="360"/>
+      </w:pPr>
+      <w:rPr>
+        <w:rFonts w:ascii="Wingdings" w:hAnsi="Wingdings" w:hint="default"/>
+        <w:sz w:val="20"/>
+      </w:rPr>
+    </w:lvl>
+    <w:lvl w:ilvl="8" w:tentative="1">
+      <w:start w:val="1"/>
+      <w:numFmt w:val="bullet"/>
+      <w:lvlText w:val=""/>
+      <w:lvlJc w:val="left"/>
+      <w:pPr>
+        <w:tabs>
+          <w:tab w:val="num" w:pos="6480"/>
+        </w:tabs>
+        <w:ind w:left="6480" w:hanging="360"/>
+      </w:pPr>
+      <w:rPr>
+        <w:rFonts w:ascii="Wingdings" w:hAnsi="Wingdings" w:hint="default"/>
+        <w:sz w:val="20"/>
+      </w:rPr>
+    </w:lvl>
+  </w:abstractNum>
+  <w:abstractNum w:abstractNumId="15" w15:restartNumberingAfterBreak="0">
+    <w:nsid w:val="52F11D61"/>
+    <w:multiLevelType w:val="hybridMultilevel"/>
+    <w:tmpl w:val="933615D6"/>
+    <w:lvl w:ilvl="0" w:tplc="54907A5A">
+      <w:start w:val="1"/>
+      <w:numFmt w:val="bullet"/>
+      <w:lvlText w:val="–"/>
+      <w:lvlJc w:val="left"/>
+      <w:pPr>
+        <w:ind w:left="720" w:hanging="360"/>
+      </w:pPr>
+      <w:rPr>
+        <w:rFonts w:ascii="Cambria" w:eastAsia="Cambria" w:hAnsi="Cambria" w:cs="Cambria"/>
+        <w:b w:val="0"/>
+        <w:i w:val="0"/>
+        <w:strike w:val="0"/>
+        <w:dstrike w:val="0"/>
+        <w:color w:val="000000"/>
+        <w:sz w:val="22"/>
+        <w:szCs w:val="22"/>
+        <w:u w:val="none" w:color="000000"/>
+        <w:bdr w:val="none" w:sz="0" w:space="0" w:color="auto"/>
+        <w:shd w:val="clear" w:color="auto" w:fill="auto"/>
+        <w:vertAlign w:val="baseline"/>
+      </w:rPr>
+    </w:lvl>
+    <w:lvl w:ilvl="1" w:tplc="340A0003" w:tentative="1">
+      <w:start w:val="1"/>
+      <w:numFmt w:val="bullet"/>
+      <w:lvlText w:val="o"/>
+      <w:lvlJc w:val="left"/>
+      <w:pPr>
+        <w:ind w:left="1440" w:hanging="360"/>
+      </w:pPr>
+      <w:rPr>
+        <w:rFonts w:ascii="Courier New" w:hAnsi="Courier New" w:cs="Courier New" w:hint="default"/>
+      </w:rPr>
+    </w:lvl>
+    <w:lvl w:ilvl="2" w:tplc="340A0005" w:tentative="1">
+      <w:start w:val="1"/>
+      <w:numFmt w:val="bullet"/>
+      <w:lvlText w:val=""/>
+      <w:lvlJc w:val="left"/>
+      <w:pPr>
+        <w:ind w:left="2160" w:hanging="360"/>
+      </w:pPr>
+      <w:rPr>
+        <w:rFonts w:ascii="Wingdings" w:hAnsi="Wingdings" w:hint="default"/>
+      </w:rPr>
+    </w:lvl>
+    <w:lvl w:ilvl="3" w:tplc="340A0001" w:tentative="1">
+      <w:start w:val="1"/>
+      <w:numFmt w:val="bullet"/>
+      <w:lvlText w:val=""/>
+      <w:lvlJc w:val="left"/>
+      <w:pPr>
+        <w:ind w:left="2880" w:hanging="360"/>
+      </w:pPr>
+      <w:rPr>
+        <w:rFonts w:ascii="Symbol" w:hAnsi="Symbol" w:hint="default"/>
+      </w:rPr>
+    </w:lvl>
+    <w:lvl w:ilvl="4" w:tplc="340A0003" w:tentative="1">
+      <w:start w:val="1"/>
+      <w:numFmt w:val="bullet"/>
+      <w:lvlText w:val="o"/>
+      <w:lvlJc w:val="left"/>
+      <w:pPr>
+        <w:ind w:left="3600" w:hanging="360"/>
+      </w:pPr>
+      <w:rPr>
+        <w:rFonts w:ascii="Courier New" w:hAnsi="Courier New" w:cs="Courier New" w:hint="default"/>
+      </w:rPr>
+    </w:lvl>
+    <w:lvl w:ilvl="5" w:tplc="340A0005" w:tentative="1">
+      <w:start w:val="1"/>
+      <w:numFmt w:val="bullet"/>
+      <w:lvlText w:val=""/>
+      <w:lvlJc w:val="left"/>
+      <w:pPr>
+        <w:ind w:left="4320" w:hanging="360"/>
+      </w:pPr>
+      <w:rPr>
+        <w:rFonts w:ascii="Wingdings" w:hAnsi="Wingdings" w:hint="default"/>
+      </w:rPr>
+    </w:lvl>
+    <w:lvl w:ilvl="6" w:tplc="340A0001" w:tentative="1">
+      <w:start w:val="1"/>
+      <w:numFmt w:val="bullet"/>
+      <w:lvlText w:val=""/>
+      <w:lvlJc w:val="left"/>
+      <w:pPr>
+        <w:ind w:left="5040" w:hanging="360"/>
+      </w:pPr>
+      <w:rPr>
+        <w:rFonts w:ascii="Symbol" w:hAnsi="Symbol" w:hint="default"/>
+      </w:rPr>
+    </w:lvl>
+    <w:lvl w:ilvl="7" w:tplc="340A0003" w:tentative="1">
+      <w:start w:val="1"/>
+      <w:numFmt w:val="bullet"/>
+      <w:lvlText w:val="o"/>
+      <w:lvlJc w:val="left"/>
+      <w:pPr>
+        <w:ind w:left="5760" w:hanging="360"/>
+      </w:pPr>
+      <w:rPr>
+        <w:rFonts w:ascii="Courier New" w:hAnsi="Courier New" w:cs="Courier New" w:hint="default"/>
+      </w:rPr>
+    </w:lvl>
+    <w:lvl w:ilvl="8" w:tplc="340A0005" w:tentative="1">
+      <w:start w:val="1"/>
+      <w:numFmt w:val="bullet"/>
+      <w:lvlText w:val=""/>
+      <w:lvlJc w:val="left"/>
+      <w:pPr>
+        <w:ind w:left="6480" w:hanging="360"/>
+      </w:pPr>
+      <w:rPr>
+        <w:rFonts w:ascii="Wingdings" w:hAnsi="Wingdings" w:hint="default"/>
+      </w:rPr>
+    </w:lvl>
+  </w:abstractNum>
+  <w:abstractNum w:abstractNumId="16" w15:restartNumberingAfterBreak="0">
+    <w:nsid w:val="58503435"/>
+    <w:multiLevelType w:val="multilevel"/>
+    <w:tmpl w:val="7488E08E"/>
+    <w:lvl w:ilvl="0">
+      <w:start w:val="1"/>
+      <w:numFmt w:val="bullet"/>
+      <w:lvlText w:val="–"/>
+      <w:lvlJc w:val="left"/>
+      <w:pPr>
+        <w:tabs>
+          <w:tab w:val="num" w:pos="720"/>
+        </w:tabs>
+        <w:ind w:left="720" w:hanging="360"/>
+      </w:pPr>
+      <w:rPr>
+        <w:rFonts w:ascii="Cambria" w:eastAsia="Cambria" w:hAnsi="Cambria" w:cs="Cambria" w:hint="default"/>
+        <w:b w:val="0"/>
+        <w:i w:val="0"/>
+        <w:strike w:val="0"/>
+        <w:dstrike w:val="0"/>
+        <w:color w:val="000000"/>
+        <w:sz w:val="22"/>
+        <w:szCs w:val="22"/>
+        <w:u w:val="none" w:color="000000"/>
+        <w:bdr w:val="none" w:sz="0" w:space="0" w:color="auto"/>
+        <w:shd w:val="clear" w:color="auto" w:fill="auto"/>
+        <w:vertAlign w:val="baseline"/>
+      </w:rPr>
+    </w:lvl>
+    <w:lvl w:ilvl="1" w:tentative="1">
+      <w:start w:val="1"/>
+      <w:numFmt w:val="bullet"/>
+      <w:lvlText w:val="o"/>
+      <w:lvlJc w:val="left"/>
+      <w:pPr>
+        <w:tabs>
+          <w:tab w:val="num" w:pos="1440"/>
+        </w:tabs>
+        <w:ind w:left="1440" w:hanging="360"/>
+      </w:pPr>
+      <w:rPr>
+        <w:rFonts w:ascii="Courier New" w:hAnsi="Courier New" w:hint="default"/>
+        <w:sz w:val="20"/>
+      </w:rPr>
+    </w:lvl>
+    <w:lvl w:ilvl="2" w:tentative="1">
+      <w:start w:val="1"/>
+      <w:numFmt w:val="bullet"/>
+      <w:lvlText w:val=""/>
+      <w:lvlJc w:val="left"/>
+      <w:pPr>
+        <w:tabs>
+          <w:tab w:val="num" w:pos="2160"/>
+        </w:tabs>
+        <w:ind w:left="2160" w:hanging="360"/>
+      </w:pPr>
+      <w:rPr>
+        <w:rFonts w:ascii="Wingdings" w:hAnsi="Wingdings" w:hint="default"/>
+        <w:sz w:val="20"/>
+      </w:rPr>
+    </w:lvl>
+    <w:lvl w:ilvl="3" w:tentative="1">
+      <w:start w:val="1"/>
+      <w:numFmt w:val="bullet"/>
+      <w:lvlText w:val=""/>
+      <w:lvlJc w:val="left"/>
+      <w:pPr>
+        <w:tabs>
+          <w:tab w:val="num" w:pos="2880"/>
+        </w:tabs>
+        <w:ind w:left="2880" w:hanging="360"/>
+      </w:pPr>
+      <w:rPr>
+        <w:rFonts w:ascii="Wingdings" w:hAnsi="Wingdings" w:hint="default"/>
+        <w:sz w:val="20"/>
+      </w:rPr>
+    </w:lvl>
+    <w:lvl w:ilvl="4" w:tentative="1">
+      <w:start w:val="1"/>
+      <w:numFmt w:val="bullet"/>
+      <w:lvlText w:val=""/>
+      <w:lvlJc w:val="left"/>
+      <w:pPr>
+        <w:tabs>
+          <w:tab w:val="num" w:pos="3600"/>
+        </w:tabs>
+        <w:ind w:left="3600" w:hanging="360"/>
+      </w:pPr>
+      <w:rPr>
+        <w:rFonts w:ascii="Wingdings" w:hAnsi="Wingdings" w:hint="default"/>
+        <w:sz w:val="20"/>
+      </w:rPr>
+    </w:lvl>
+    <w:lvl w:ilvl="5" w:tentative="1">
+      <w:start w:val="1"/>
+      <w:numFmt w:val="bullet"/>
+      <w:lvlText w:val=""/>
+      <w:lvlJc w:val="left"/>
+      <w:pPr>
+        <w:tabs>
+          <w:tab w:val="num" w:pos="4320"/>
+        </w:tabs>
+        <w:ind w:left="4320" w:hanging="360"/>
+      </w:pPr>
+      <w:rPr>
+        <w:rFonts w:ascii="Wingdings" w:hAnsi="Wingdings" w:hint="default"/>
+        <w:sz w:val="20"/>
+      </w:rPr>
+    </w:lvl>
+    <w:lvl w:ilvl="6" w:tentative="1">
+      <w:start w:val="1"/>
+      <w:numFmt w:val="bullet"/>
+      <w:lvlText w:val=""/>
+      <w:lvlJc w:val="left"/>
+      <w:pPr>
+        <w:tabs>
+          <w:tab w:val="num" w:pos="5040"/>
+        </w:tabs>
+        <w:ind w:left="5040" w:hanging="360"/>
+      </w:pPr>
+      <w:rPr>
+        <w:rFonts w:ascii="Wingdings" w:hAnsi="Wingdings" w:hint="default"/>
+        <w:sz w:val="20"/>
+      </w:rPr>
+    </w:lvl>
+    <w:lvl w:ilvl="7" w:tentative="1">
+      <w:start w:val="1"/>
+      <w:numFmt w:val="bullet"/>
+      <w:lvlText w:val=""/>
+      <w:lvlJc w:val="left"/>
+      <w:pPr>
+        <w:tabs>
+          <w:tab w:val="num" w:pos="5760"/>
+        </w:tabs>
+        <w:ind w:left="5760" w:hanging="360"/>
+      </w:pPr>
+      <w:rPr>
+        <w:rFonts w:ascii="Wingdings" w:hAnsi="Wingdings" w:hint="default"/>
+        <w:sz w:val="20"/>
+      </w:rPr>
+    </w:lvl>
+    <w:lvl w:ilvl="8" w:tentative="1">
+      <w:start w:val="1"/>
+      <w:numFmt w:val="bullet"/>
+      <w:lvlText w:val=""/>
+      <w:lvlJc w:val="left"/>
+      <w:pPr>
+        <w:tabs>
+          <w:tab w:val="num" w:pos="6480"/>
+        </w:tabs>
+        <w:ind w:left="6480" w:hanging="360"/>
+      </w:pPr>
+      <w:rPr>
+        <w:rFonts w:ascii="Wingdings" w:hAnsi="Wingdings" w:hint="default"/>
+        <w:sz w:val="20"/>
+      </w:rPr>
+    </w:lvl>
+  </w:abstractNum>
+  <w:abstractNum w:abstractNumId="17" w15:restartNumberingAfterBreak="0">
     <w:nsid w:val="63F61DF1"/>
     <w:multiLevelType w:val="hybridMultilevel"/>
     <w:tmpl w:val="9AECD0A2"/>
@@ -2807,7 +6002,613 @@
       </w:rPr>
     </w:lvl>
   </w:abstractNum>
-  <w:abstractNum w:abstractNumId="1" w15:restartNumberingAfterBreak="0">
+  <w:abstractNum w:abstractNumId="18" w15:restartNumberingAfterBreak="0">
+    <w:nsid w:val="6D1B73BE"/>
+    <w:multiLevelType w:val="multilevel"/>
+    <w:tmpl w:val="3B64EB1E"/>
+    <w:lvl w:ilvl="0">
+      <w:start w:val="1"/>
+      <w:numFmt w:val="bullet"/>
+      <w:lvlText w:val="–"/>
+      <w:lvlJc w:val="left"/>
+      <w:pPr>
+        <w:tabs>
+          <w:tab w:val="num" w:pos="720"/>
+        </w:tabs>
+        <w:ind w:left="720" w:hanging="360"/>
+      </w:pPr>
+      <w:rPr>
+        <w:rFonts w:ascii="Cambria" w:eastAsia="Cambria" w:hAnsi="Cambria" w:cs="Cambria" w:hint="default"/>
+        <w:b w:val="0"/>
+        <w:i w:val="0"/>
+        <w:strike w:val="0"/>
+        <w:dstrike w:val="0"/>
+        <w:color w:val="000000"/>
+        <w:sz w:val="22"/>
+        <w:szCs w:val="22"/>
+        <w:u w:val="none" w:color="000000"/>
+        <w:bdr w:val="none" w:sz="0" w:space="0" w:color="auto"/>
+        <w:shd w:val="clear" w:color="auto" w:fill="auto"/>
+        <w:vertAlign w:val="baseline"/>
+      </w:rPr>
+    </w:lvl>
+    <w:lvl w:ilvl="1" w:tentative="1">
+      <w:start w:val="1"/>
+      <w:numFmt w:val="bullet"/>
+      <w:lvlText w:val="o"/>
+      <w:lvlJc w:val="left"/>
+      <w:pPr>
+        <w:tabs>
+          <w:tab w:val="num" w:pos="1440"/>
+        </w:tabs>
+        <w:ind w:left="1440" w:hanging="360"/>
+      </w:pPr>
+      <w:rPr>
+        <w:rFonts w:ascii="Courier New" w:hAnsi="Courier New" w:hint="default"/>
+        <w:sz w:val="20"/>
+      </w:rPr>
+    </w:lvl>
+    <w:lvl w:ilvl="2" w:tentative="1">
+      <w:start w:val="1"/>
+      <w:numFmt w:val="bullet"/>
+      <w:lvlText w:val=""/>
+      <w:lvlJc w:val="left"/>
+      <w:pPr>
+        <w:tabs>
+          <w:tab w:val="num" w:pos="2160"/>
+        </w:tabs>
+        <w:ind w:left="2160" w:hanging="360"/>
+      </w:pPr>
+      <w:rPr>
+        <w:rFonts w:ascii="Wingdings" w:hAnsi="Wingdings" w:hint="default"/>
+        <w:sz w:val="20"/>
+      </w:rPr>
+    </w:lvl>
+    <w:lvl w:ilvl="3" w:tentative="1">
+      <w:start w:val="1"/>
+      <w:numFmt w:val="bullet"/>
+      <w:lvlText w:val=""/>
+      <w:lvlJc w:val="left"/>
+      <w:pPr>
+        <w:tabs>
+          <w:tab w:val="num" w:pos="2880"/>
+        </w:tabs>
+        <w:ind w:left="2880" w:hanging="360"/>
+      </w:pPr>
+      <w:rPr>
+        <w:rFonts w:ascii="Wingdings" w:hAnsi="Wingdings" w:hint="default"/>
+        <w:sz w:val="20"/>
+      </w:rPr>
+    </w:lvl>
+    <w:lvl w:ilvl="4" w:tentative="1">
+      <w:start w:val="1"/>
+      <w:numFmt w:val="bullet"/>
+      <w:lvlText w:val=""/>
+      <w:lvlJc w:val="left"/>
+      <w:pPr>
+        <w:tabs>
+          <w:tab w:val="num" w:pos="3600"/>
+        </w:tabs>
+        <w:ind w:left="3600" w:hanging="360"/>
+      </w:pPr>
+      <w:rPr>
+        <w:rFonts w:ascii="Wingdings" w:hAnsi="Wingdings" w:hint="default"/>
+        <w:sz w:val="20"/>
+      </w:rPr>
+    </w:lvl>
+    <w:lvl w:ilvl="5" w:tentative="1">
+      <w:start w:val="1"/>
+      <w:numFmt w:val="bullet"/>
+      <w:lvlText w:val=""/>
+      <w:lvlJc w:val="left"/>
+      <w:pPr>
+        <w:tabs>
+          <w:tab w:val="num" w:pos="4320"/>
+        </w:tabs>
+        <w:ind w:left="4320" w:hanging="360"/>
+      </w:pPr>
+      <w:rPr>
+        <w:rFonts w:ascii="Wingdings" w:hAnsi="Wingdings" w:hint="default"/>
+        <w:sz w:val="20"/>
+      </w:rPr>
+    </w:lvl>
+    <w:lvl w:ilvl="6" w:tentative="1">
+      <w:start w:val="1"/>
+      <w:numFmt w:val="bullet"/>
+      <w:lvlText w:val=""/>
+      <w:lvlJc w:val="left"/>
+      <w:pPr>
+        <w:tabs>
+          <w:tab w:val="num" w:pos="5040"/>
+        </w:tabs>
+        <w:ind w:left="5040" w:hanging="360"/>
+      </w:pPr>
+      <w:rPr>
+        <w:rFonts w:ascii="Wingdings" w:hAnsi="Wingdings" w:hint="default"/>
+        <w:sz w:val="20"/>
+      </w:rPr>
+    </w:lvl>
+    <w:lvl w:ilvl="7" w:tentative="1">
+      <w:start w:val="1"/>
+      <w:numFmt w:val="bullet"/>
+      <w:lvlText w:val=""/>
+      <w:lvlJc w:val="left"/>
+      <w:pPr>
+        <w:tabs>
+          <w:tab w:val="num" w:pos="5760"/>
+        </w:tabs>
+        <w:ind w:left="5760" w:hanging="360"/>
+      </w:pPr>
+      <w:rPr>
+        <w:rFonts w:ascii="Wingdings" w:hAnsi="Wingdings" w:hint="default"/>
+        <w:sz w:val="20"/>
+      </w:rPr>
+    </w:lvl>
+    <w:lvl w:ilvl="8" w:tentative="1">
+      <w:start w:val="1"/>
+      <w:numFmt w:val="bullet"/>
+      <w:lvlText w:val=""/>
+      <w:lvlJc w:val="left"/>
+      <w:pPr>
+        <w:tabs>
+          <w:tab w:val="num" w:pos="6480"/>
+        </w:tabs>
+        <w:ind w:left="6480" w:hanging="360"/>
+      </w:pPr>
+      <w:rPr>
+        <w:rFonts w:ascii="Wingdings" w:hAnsi="Wingdings" w:hint="default"/>
+        <w:sz w:val="20"/>
+      </w:rPr>
+    </w:lvl>
+  </w:abstractNum>
+  <w:abstractNum w:abstractNumId="19" w15:restartNumberingAfterBreak="0">
+    <w:nsid w:val="6FB00151"/>
+    <w:multiLevelType w:val="multilevel"/>
+    <w:tmpl w:val="74DCB33E"/>
+    <w:lvl w:ilvl="0">
+      <w:start w:val="1"/>
+      <w:numFmt w:val="bullet"/>
+      <w:lvlText w:val=""/>
+      <w:lvlJc w:val="left"/>
+      <w:pPr>
+        <w:tabs>
+          <w:tab w:val="num" w:pos="720"/>
+        </w:tabs>
+        <w:ind w:left="720" w:hanging="360"/>
+      </w:pPr>
+      <w:rPr>
+        <w:rFonts w:ascii="Symbol" w:hAnsi="Symbol" w:hint="default"/>
+        <w:sz w:val="20"/>
+      </w:rPr>
+    </w:lvl>
+    <w:lvl w:ilvl="1" w:tentative="1">
+      <w:start w:val="1"/>
+      <w:numFmt w:val="bullet"/>
+      <w:lvlText w:val="o"/>
+      <w:lvlJc w:val="left"/>
+      <w:pPr>
+        <w:tabs>
+          <w:tab w:val="num" w:pos="1440"/>
+        </w:tabs>
+        <w:ind w:left="1440" w:hanging="360"/>
+      </w:pPr>
+      <w:rPr>
+        <w:rFonts w:ascii="Courier New" w:hAnsi="Courier New" w:hint="default"/>
+        <w:sz w:val="20"/>
+      </w:rPr>
+    </w:lvl>
+    <w:lvl w:ilvl="2" w:tentative="1">
+      <w:start w:val="1"/>
+      <w:numFmt w:val="bullet"/>
+      <w:lvlText w:val=""/>
+      <w:lvlJc w:val="left"/>
+      <w:pPr>
+        <w:tabs>
+          <w:tab w:val="num" w:pos="2160"/>
+        </w:tabs>
+        <w:ind w:left="2160" w:hanging="360"/>
+      </w:pPr>
+      <w:rPr>
+        <w:rFonts w:ascii="Wingdings" w:hAnsi="Wingdings" w:hint="default"/>
+        <w:sz w:val="20"/>
+      </w:rPr>
+    </w:lvl>
+    <w:lvl w:ilvl="3" w:tentative="1">
+      <w:start w:val="1"/>
+      <w:numFmt w:val="bullet"/>
+      <w:lvlText w:val=""/>
+      <w:lvlJc w:val="left"/>
+      <w:pPr>
+        <w:tabs>
+          <w:tab w:val="num" w:pos="2880"/>
+        </w:tabs>
+        <w:ind w:left="2880" w:hanging="360"/>
+      </w:pPr>
+      <w:rPr>
+        <w:rFonts w:ascii="Wingdings" w:hAnsi="Wingdings" w:hint="default"/>
+        <w:sz w:val="20"/>
+      </w:rPr>
+    </w:lvl>
+    <w:lvl w:ilvl="4" w:tentative="1">
+      <w:start w:val="1"/>
+      <w:numFmt w:val="bullet"/>
+      <w:lvlText w:val=""/>
+      <w:lvlJc w:val="left"/>
+      <w:pPr>
+        <w:tabs>
+          <w:tab w:val="num" w:pos="3600"/>
+        </w:tabs>
+        <w:ind w:left="3600" w:hanging="360"/>
+      </w:pPr>
+      <w:rPr>
+        <w:rFonts w:ascii="Wingdings" w:hAnsi="Wingdings" w:hint="default"/>
+        <w:sz w:val="20"/>
+      </w:rPr>
+    </w:lvl>
+    <w:lvl w:ilvl="5" w:tentative="1">
+      <w:start w:val="1"/>
+      <w:numFmt w:val="bullet"/>
+      <w:lvlText w:val=""/>
+      <w:lvlJc w:val="left"/>
+      <w:pPr>
+        <w:tabs>
+          <w:tab w:val="num" w:pos="4320"/>
+        </w:tabs>
+        <w:ind w:left="4320" w:hanging="360"/>
+      </w:pPr>
+      <w:rPr>
+        <w:rFonts w:ascii="Wingdings" w:hAnsi="Wingdings" w:hint="default"/>
+        <w:sz w:val="20"/>
+      </w:rPr>
+    </w:lvl>
+    <w:lvl w:ilvl="6" w:tentative="1">
+      <w:start w:val="1"/>
+      <w:numFmt w:val="bullet"/>
+      <w:lvlText w:val=""/>
+      <w:lvlJc w:val="left"/>
+      <w:pPr>
+        <w:tabs>
+          <w:tab w:val="num" w:pos="5040"/>
+        </w:tabs>
+        <w:ind w:left="5040" w:hanging="360"/>
+      </w:pPr>
+      <w:rPr>
+        <w:rFonts w:ascii="Wingdings" w:hAnsi="Wingdings" w:hint="default"/>
+        <w:sz w:val="20"/>
+      </w:rPr>
+    </w:lvl>
+    <w:lvl w:ilvl="7" w:tentative="1">
+      <w:start w:val="1"/>
+      <w:numFmt w:val="bullet"/>
+      <w:lvlText w:val=""/>
+      <w:lvlJc w:val="left"/>
+      <w:pPr>
+        <w:tabs>
+          <w:tab w:val="num" w:pos="5760"/>
+        </w:tabs>
+        <w:ind w:left="5760" w:hanging="360"/>
+      </w:pPr>
+      <w:rPr>
+        <w:rFonts w:ascii="Wingdings" w:hAnsi="Wingdings" w:hint="default"/>
+        <w:sz w:val="20"/>
+      </w:rPr>
+    </w:lvl>
+    <w:lvl w:ilvl="8" w:tentative="1">
+      <w:start w:val="1"/>
+      <w:numFmt w:val="bullet"/>
+      <w:lvlText w:val=""/>
+      <w:lvlJc w:val="left"/>
+      <w:pPr>
+        <w:tabs>
+          <w:tab w:val="num" w:pos="6480"/>
+        </w:tabs>
+        <w:ind w:left="6480" w:hanging="360"/>
+      </w:pPr>
+      <w:rPr>
+        <w:rFonts w:ascii="Wingdings" w:hAnsi="Wingdings" w:hint="default"/>
+        <w:sz w:val="20"/>
+      </w:rPr>
+    </w:lvl>
+  </w:abstractNum>
+  <w:abstractNum w:abstractNumId="20" w15:restartNumberingAfterBreak="0">
+    <w:nsid w:val="720F7DFD"/>
+    <w:multiLevelType w:val="multilevel"/>
+    <w:tmpl w:val="3058E88C"/>
+    <w:lvl w:ilvl="0">
+      <w:start w:val="1"/>
+      <w:numFmt w:val="bullet"/>
+      <w:lvlText w:val=""/>
+      <w:lvlJc w:val="left"/>
+      <w:pPr>
+        <w:tabs>
+          <w:tab w:val="num" w:pos="720"/>
+        </w:tabs>
+        <w:ind w:left="720" w:hanging="360"/>
+      </w:pPr>
+      <w:rPr>
+        <w:rFonts w:ascii="Symbol" w:hAnsi="Symbol" w:hint="default"/>
+        <w:sz w:val="20"/>
+      </w:rPr>
+    </w:lvl>
+    <w:lvl w:ilvl="1" w:tentative="1">
+      <w:start w:val="1"/>
+      <w:numFmt w:val="bullet"/>
+      <w:lvlText w:val="o"/>
+      <w:lvlJc w:val="left"/>
+      <w:pPr>
+        <w:tabs>
+          <w:tab w:val="num" w:pos="1440"/>
+        </w:tabs>
+        <w:ind w:left="1440" w:hanging="360"/>
+      </w:pPr>
+      <w:rPr>
+        <w:rFonts w:ascii="Courier New" w:hAnsi="Courier New" w:hint="default"/>
+        <w:sz w:val="20"/>
+      </w:rPr>
+    </w:lvl>
+    <w:lvl w:ilvl="2" w:tentative="1">
+      <w:start w:val="1"/>
+      <w:numFmt w:val="bullet"/>
+      <w:lvlText w:val=""/>
+      <w:lvlJc w:val="left"/>
+      <w:pPr>
+        <w:tabs>
+          <w:tab w:val="num" w:pos="2160"/>
+        </w:tabs>
+        <w:ind w:left="2160" w:hanging="360"/>
+      </w:pPr>
+      <w:rPr>
+        <w:rFonts w:ascii="Wingdings" w:hAnsi="Wingdings" w:hint="default"/>
+        <w:sz w:val="20"/>
+      </w:rPr>
+    </w:lvl>
+    <w:lvl w:ilvl="3" w:tentative="1">
+      <w:start w:val="1"/>
+      <w:numFmt w:val="bullet"/>
+      <w:lvlText w:val=""/>
+      <w:lvlJc w:val="left"/>
+      <w:pPr>
+        <w:tabs>
+          <w:tab w:val="num" w:pos="2880"/>
+        </w:tabs>
+        <w:ind w:left="2880" w:hanging="360"/>
+      </w:pPr>
+      <w:rPr>
+        <w:rFonts w:ascii="Wingdings" w:hAnsi="Wingdings" w:hint="default"/>
+        <w:sz w:val="20"/>
+      </w:rPr>
+    </w:lvl>
+    <w:lvl w:ilvl="4" w:tentative="1">
+      <w:start w:val="1"/>
+      <w:numFmt w:val="bullet"/>
+      <w:lvlText w:val=""/>
+      <w:lvlJc w:val="left"/>
+      <w:pPr>
+        <w:tabs>
+          <w:tab w:val="num" w:pos="3600"/>
+        </w:tabs>
+        <w:ind w:left="3600" w:hanging="360"/>
+      </w:pPr>
+      <w:rPr>
+        <w:rFonts w:ascii="Wingdings" w:hAnsi="Wingdings" w:hint="default"/>
+        <w:sz w:val="20"/>
+      </w:rPr>
+    </w:lvl>
+    <w:lvl w:ilvl="5" w:tentative="1">
+      <w:start w:val="1"/>
+      <w:numFmt w:val="bullet"/>
+      <w:lvlText w:val=""/>
+      <w:lvlJc w:val="left"/>
+      <w:pPr>
+        <w:tabs>
+          <w:tab w:val="num" w:pos="4320"/>
+        </w:tabs>
+        <w:ind w:left="4320" w:hanging="360"/>
+      </w:pPr>
+      <w:rPr>
+        <w:rFonts w:ascii="Wingdings" w:hAnsi="Wingdings" w:hint="default"/>
+        <w:sz w:val="20"/>
+      </w:rPr>
+    </w:lvl>
+    <w:lvl w:ilvl="6" w:tentative="1">
+      <w:start w:val="1"/>
+      <w:numFmt w:val="bullet"/>
+      <w:lvlText w:val=""/>
+      <w:lvlJc w:val="left"/>
+      <w:pPr>
+        <w:tabs>
+          <w:tab w:val="num" w:pos="5040"/>
+        </w:tabs>
+        <w:ind w:left="5040" w:hanging="360"/>
+      </w:pPr>
+      <w:rPr>
+        <w:rFonts w:ascii="Wingdings" w:hAnsi="Wingdings" w:hint="default"/>
+        <w:sz w:val="20"/>
+      </w:rPr>
+    </w:lvl>
+    <w:lvl w:ilvl="7" w:tentative="1">
+      <w:start w:val="1"/>
+      <w:numFmt w:val="bullet"/>
+      <w:lvlText w:val=""/>
+      <w:lvlJc w:val="left"/>
+      <w:pPr>
+        <w:tabs>
+          <w:tab w:val="num" w:pos="5760"/>
+        </w:tabs>
+        <w:ind w:left="5760" w:hanging="360"/>
+      </w:pPr>
+      <w:rPr>
+        <w:rFonts w:ascii="Wingdings" w:hAnsi="Wingdings" w:hint="default"/>
+        <w:sz w:val="20"/>
+      </w:rPr>
+    </w:lvl>
+    <w:lvl w:ilvl="8" w:tentative="1">
+      <w:start w:val="1"/>
+      <w:numFmt w:val="bullet"/>
+      <w:lvlText w:val=""/>
+      <w:lvlJc w:val="left"/>
+      <w:pPr>
+        <w:tabs>
+          <w:tab w:val="num" w:pos="6480"/>
+        </w:tabs>
+        <w:ind w:left="6480" w:hanging="360"/>
+      </w:pPr>
+      <w:rPr>
+        <w:rFonts w:ascii="Wingdings" w:hAnsi="Wingdings" w:hint="default"/>
+        <w:sz w:val="20"/>
+      </w:rPr>
+    </w:lvl>
+  </w:abstractNum>
+  <w:abstractNum w:abstractNumId="21" w15:restartNumberingAfterBreak="0">
+    <w:nsid w:val="72D11261"/>
+    <w:multiLevelType w:val="multilevel"/>
+    <w:tmpl w:val="8674B644"/>
+    <w:lvl w:ilvl="0">
+      <w:start w:val="1"/>
+      <w:numFmt w:val="bullet"/>
+      <w:lvlText w:val=""/>
+      <w:lvlJc w:val="left"/>
+      <w:pPr>
+        <w:tabs>
+          <w:tab w:val="num" w:pos="720"/>
+        </w:tabs>
+        <w:ind w:left="720" w:hanging="360"/>
+      </w:pPr>
+      <w:rPr>
+        <w:rFonts w:ascii="Symbol" w:hAnsi="Symbol" w:hint="default"/>
+        <w:sz w:val="20"/>
+      </w:rPr>
+    </w:lvl>
+    <w:lvl w:ilvl="1" w:tentative="1">
+      <w:start w:val="1"/>
+      <w:numFmt w:val="bullet"/>
+      <w:lvlText w:val="o"/>
+      <w:lvlJc w:val="left"/>
+      <w:pPr>
+        <w:tabs>
+          <w:tab w:val="num" w:pos="1440"/>
+        </w:tabs>
+        <w:ind w:left="1440" w:hanging="360"/>
+      </w:pPr>
+      <w:rPr>
+        <w:rFonts w:ascii="Courier New" w:hAnsi="Courier New" w:hint="default"/>
+        <w:sz w:val="20"/>
+      </w:rPr>
+    </w:lvl>
+    <w:lvl w:ilvl="2" w:tentative="1">
+      <w:start w:val="1"/>
+      <w:numFmt w:val="bullet"/>
+      <w:lvlText w:val=""/>
+      <w:lvlJc w:val="left"/>
+      <w:pPr>
+        <w:tabs>
+          <w:tab w:val="num" w:pos="2160"/>
+        </w:tabs>
+        <w:ind w:left="2160" w:hanging="360"/>
+      </w:pPr>
+      <w:rPr>
+        <w:rFonts w:ascii="Wingdings" w:hAnsi="Wingdings" w:hint="default"/>
+        <w:sz w:val="20"/>
+      </w:rPr>
+    </w:lvl>
+    <w:lvl w:ilvl="3" w:tentative="1">
+      <w:start w:val="1"/>
+      <w:numFmt w:val="bullet"/>
+      <w:lvlText w:val=""/>
+      <w:lvlJc w:val="left"/>
+      <w:pPr>
+        <w:tabs>
+          <w:tab w:val="num" w:pos="2880"/>
+        </w:tabs>
+        <w:ind w:left="2880" w:hanging="360"/>
+      </w:pPr>
+      <w:rPr>
+        <w:rFonts w:ascii="Wingdings" w:hAnsi="Wingdings" w:hint="default"/>
+        <w:sz w:val="20"/>
+      </w:rPr>
+    </w:lvl>
+    <w:lvl w:ilvl="4" w:tentative="1">
+      <w:start w:val="1"/>
+      <w:numFmt w:val="bullet"/>
+      <w:lvlText w:val=""/>
+      <w:lvlJc w:val="left"/>
+      <w:pPr>
+        <w:tabs>
+          <w:tab w:val="num" w:pos="3600"/>
+        </w:tabs>
+        <w:ind w:left="3600" w:hanging="360"/>
+      </w:pPr>
+      <w:rPr>
+        <w:rFonts w:ascii="Wingdings" w:hAnsi="Wingdings" w:hint="default"/>
+        <w:sz w:val="20"/>
+      </w:rPr>
+    </w:lvl>
+    <w:lvl w:ilvl="5" w:tentative="1">
+      <w:start w:val="1"/>
+      <w:numFmt w:val="bullet"/>
+      <w:lvlText w:val=""/>
+      <w:lvlJc w:val="left"/>
+      <w:pPr>
+        <w:tabs>
+          <w:tab w:val="num" w:pos="4320"/>
+        </w:tabs>
+        <w:ind w:left="4320" w:hanging="360"/>
+      </w:pPr>
+      <w:rPr>
+        <w:rFonts w:ascii="Wingdings" w:hAnsi="Wingdings" w:hint="default"/>
+        <w:sz w:val="20"/>
+      </w:rPr>
+    </w:lvl>
+    <w:lvl w:ilvl="6" w:tentative="1">
+      <w:start w:val="1"/>
+      <w:numFmt w:val="bullet"/>
+      <w:lvlText w:val=""/>
+      <w:lvlJc w:val="left"/>
+      <w:pPr>
+        <w:tabs>
+          <w:tab w:val="num" w:pos="5040"/>
+        </w:tabs>
+        <w:ind w:left="5040" w:hanging="360"/>
+      </w:pPr>
+      <w:rPr>
+        <w:rFonts w:ascii="Wingdings" w:hAnsi="Wingdings" w:hint="default"/>
+        <w:sz w:val="20"/>
+      </w:rPr>
+    </w:lvl>
+    <w:lvl w:ilvl="7" w:tentative="1">
+      <w:start w:val="1"/>
+      <w:numFmt w:val="bullet"/>
+      <w:lvlText w:val=""/>
+      <w:lvlJc w:val="left"/>
+      <w:pPr>
+        <w:tabs>
+          <w:tab w:val="num" w:pos="5760"/>
+        </w:tabs>
+        <w:ind w:left="5760" w:hanging="360"/>
+      </w:pPr>
+      <w:rPr>
+        <w:rFonts w:ascii="Wingdings" w:hAnsi="Wingdings" w:hint="default"/>
+        <w:sz w:val="20"/>
+      </w:rPr>
+    </w:lvl>
+    <w:lvl w:ilvl="8" w:tentative="1">
+      <w:start w:val="1"/>
+      <w:numFmt w:val="bullet"/>
+      <w:lvlText w:val=""/>
+      <w:lvlJc w:val="left"/>
+      <w:pPr>
+        <w:tabs>
+          <w:tab w:val="num" w:pos="6480"/>
+        </w:tabs>
+        <w:ind w:left="6480" w:hanging="360"/>
+      </w:pPr>
+      <w:rPr>
+        <w:rFonts w:ascii="Wingdings" w:hAnsi="Wingdings" w:hint="default"/>
+        <w:sz w:val="20"/>
+      </w:rPr>
+    </w:lvl>
+  </w:abstractNum>
+  <w:abstractNum w:abstractNumId="22" w15:restartNumberingAfterBreak="0">
     <w:nsid w:val="747E4C56"/>
     <w:multiLevelType w:val="hybridMultilevel"/>
     <w:tmpl w:val="CE9CBD28"/>
@@ -2919,11 +6720,530 @@
       </w:rPr>
     </w:lvl>
   </w:abstractNum>
+  <w:abstractNum w:abstractNumId="23" w15:restartNumberingAfterBreak="0">
+    <w:nsid w:val="759C377A"/>
+    <w:multiLevelType w:val="multilevel"/>
+    <w:tmpl w:val="2AB4B9E6"/>
+    <w:lvl w:ilvl="0">
+      <w:start w:val="1"/>
+      <w:numFmt w:val="bullet"/>
+      <w:lvlText w:val=""/>
+      <w:lvlJc w:val="left"/>
+      <w:pPr>
+        <w:tabs>
+          <w:tab w:val="num" w:pos="720"/>
+        </w:tabs>
+        <w:ind w:left="720" w:hanging="360"/>
+      </w:pPr>
+      <w:rPr>
+        <w:rFonts w:ascii="Symbol" w:hAnsi="Symbol" w:hint="default"/>
+        <w:sz w:val="20"/>
+      </w:rPr>
+    </w:lvl>
+    <w:lvl w:ilvl="1" w:tentative="1">
+      <w:start w:val="1"/>
+      <w:numFmt w:val="bullet"/>
+      <w:lvlText w:val="o"/>
+      <w:lvlJc w:val="left"/>
+      <w:pPr>
+        <w:tabs>
+          <w:tab w:val="num" w:pos="1440"/>
+        </w:tabs>
+        <w:ind w:left="1440" w:hanging="360"/>
+      </w:pPr>
+      <w:rPr>
+        <w:rFonts w:ascii="Courier New" w:hAnsi="Courier New" w:hint="default"/>
+        <w:sz w:val="20"/>
+      </w:rPr>
+    </w:lvl>
+    <w:lvl w:ilvl="2" w:tentative="1">
+      <w:start w:val="1"/>
+      <w:numFmt w:val="bullet"/>
+      <w:lvlText w:val=""/>
+      <w:lvlJc w:val="left"/>
+      <w:pPr>
+        <w:tabs>
+          <w:tab w:val="num" w:pos="2160"/>
+        </w:tabs>
+        <w:ind w:left="2160" w:hanging="360"/>
+      </w:pPr>
+      <w:rPr>
+        <w:rFonts w:ascii="Wingdings" w:hAnsi="Wingdings" w:hint="default"/>
+        <w:sz w:val="20"/>
+      </w:rPr>
+    </w:lvl>
+    <w:lvl w:ilvl="3" w:tentative="1">
+      <w:start w:val="1"/>
+      <w:numFmt w:val="bullet"/>
+      <w:lvlText w:val=""/>
+      <w:lvlJc w:val="left"/>
+      <w:pPr>
+        <w:tabs>
+          <w:tab w:val="num" w:pos="2880"/>
+        </w:tabs>
+        <w:ind w:left="2880" w:hanging="360"/>
+      </w:pPr>
+      <w:rPr>
+        <w:rFonts w:ascii="Wingdings" w:hAnsi="Wingdings" w:hint="default"/>
+        <w:sz w:val="20"/>
+      </w:rPr>
+    </w:lvl>
+    <w:lvl w:ilvl="4" w:tentative="1">
+      <w:start w:val="1"/>
+      <w:numFmt w:val="bullet"/>
+      <w:lvlText w:val=""/>
+      <w:lvlJc w:val="left"/>
+      <w:pPr>
+        <w:tabs>
+          <w:tab w:val="num" w:pos="3600"/>
+        </w:tabs>
+        <w:ind w:left="3600" w:hanging="360"/>
+      </w:pPr>
+      <w:rPr>
+        <w:rFonts w:ascii="Wingdings" w:hAnsi="Wingdings" w:hint="default"/>
+        <w:sz w:val="20"/>
+      </w:rPr>
+    </w:lvl>
+    <w:lvl w:ilvl="5" w:tentative="1">
+      <w:start w:val="1"/>
+      <w:numFmt w:val="bullet"/>
+      <w:lvlText w:val=""/>
+      <w:lvlJc w:val="left"/>
+      <w:pPr>
+        <w:tabs>
+          <w:tab w:val="num" w:pos="4320"/>
+        </w:tabs>
+        <w:ind w:left="4320" w:hanging="360"/>
+      </w:pPr>
+      <w:rPr>
+        <w:rFonts w:ascii="Wingdings" w:hAnsi="Wingdings" w:hint="default"/>
+        <w:sz w:val="20"/>
+      </w:rPr>
+    </w:lvl>
+    <w:lvl w:ilvl="6" w:tentative="1">
+      <w:start w:val="1"/>
+      <w:numFmt w:val="bullet"/>
+      <w:lvlText w:val=""/>
+      <w:lvlJc w:val="left"/>
+      <w:pPr>
+        <w:tabs>
+          <w:tab w:val="num" w:pos="5040"/>
+        </w:tabs>
+        <w:ind w:left="5040" w:hanging="360"/>
+      </w:pPr>
+      <w:rPr>
+        <w:rFonts w:ascii="Wingdings" w:hAnsi="Wingdings" w:hint="default"/>
+        <w:sz w:val="20"/>
+      </w:rPr>
+    </w:lvl>
+    <w:lvl w:ilvl="7" w:tentative="1">
+      <w:start w:val="1"/>
+      <w:numFmt w:val="bullet"/>
+      <w:lvlText w:val=""/>
+      <w:lvlJc w:val="left"/>
+      <w:pPr>
+        <w:tabs>
+          <w:tab w:val="num" w:pos="5760"/>
+        </w:tabs>
+        <w:ind w:left="5760" w:hanging="360"/>
+      </w:pPr>
+      <w:rPr>
+        <w:rFonts w:ascii="Wingdings" w:hAnsi="Wingdings" w:hint="default"/>
+        <w:sz w:val="20"/>
+      </w:rPr>
+    </w:lvl>
+    <w:lvl w:ilvl="8" w:tentative="1">
+      <w:start w:val="1"/>
+      <w:numFmt w:val="bullet"/>
+      <w:lvlText w:val=""/>
+      <w:lvlJc w:val="left"/>
+      <w:pPr>
+        <w:tabs>
+          <w:tab w:val="num" w:pos="6480"/>
+        </w:tabs>
+        <w:ind w:left="6480" w:hanging="360"/>
+      </w:pPr>
+      <w:rPr>
+        <w:rFonts w:ascii="Wingdings" w:hAnsi="Wingdings" w:hint="default"/>
+        <w:sz w:val="20"/>
+      </w:rPr>
+    </w:lvl>
+  </w:abstractNum>
+  <w:abstractNum w:abstractNumId="24" w15:restartNumberingAfterBreak="0">
+    <w:nsid w:val="7F21705A"/>
+    <w:multiLevelType w:val="multilevel"/>
+    <w:tmpl w:val="11BA7DD6"/>
+    <w:lvl w:ilvl="0">
+      <w:start w:val="1"/>
+      <w:numFmt w:val="bullet"/>
+      <w:lvlText w:val=""/>
+      <w:lvlJc w:val="left"/>
+      <w:pPr>
+        <w:tabs>
+          <w:tab w:val="num" w:pos="720"/>
+        </w:tabs>
+        <w:ind w:left="720" w:hanging="360"/>
+      </w:pPr>
+      <w:rPr>
+        <w:rFonts w:ascii="Symbol" w:hAnsi="Symbol" w:hint="default"/>
+        <w:sz w:val="20"/>
+      </w:rPr>
+    </w:lvl>
+    <w:lvl w:ilvl="1" w:tentative="1">
+      <w:start w:val="1"/>
+      <w:numFmt w:val="bullet"/>
+      <w:lvlText w:val="o"/>
+      <w:lvlJc w:val="left"/>
+      <w:pPr>
+        <w:tabs>
+          <w:tab w:val="num" w:pos="1440"/>
+        </w:tabs>
+        <w:ind w:left="1440" w:hanging="360"/>
+      </w:pPr>
+      <w:rPr>
+        <w:rFonts w:ascii="Courier New" w:hAnsi="Courier New" w:hint="default"/>
+        <w:sz w:val="20"/>
+      </w:rPr>
+    </w:lvl>
+    <w:lvl w:ilvl="2" w:tentative="1">
+      <w:start w:val="1"/>
+      <w:numFmt w:val="bullet"/>
+      <w:lvlText w:val=""/>
+      <w:lvlJc w:val="left"/>
+      <w:pPr>
+        <w:tabs>
+          <w:tab w:val="num" w:pos="2160"/>
+        </w:tabs>
+        <w:ind w:left="2160" w:hanging="360"/>
+      </w:pPr>
+      <w:rPr>
+        <w:rFonts w:ascii="Wingdings" w:hAnsi="Wingdings" w:hint="default"/>
+        <w:sz w:val="20"/>
+      </w:rPr>
+    </w:lvl>
+    <w:lvl w:ilvl="3" w:tentative="1">
+      <w:start w:val="1"/>
+      <w:numFmt w:val="bullet"/>
+      <w:lvlText w:val=""/>
+      <w:lvlJc w:val="left"/>
+      <w:pPr>
+        <w:tabs>
+          <w:tab w:val="num" w:pos="2880"/>
+        </w:tabs>
+        <w:ind w:left="2880" w:hanging="360"/>
+      </w:pPr>
+      <w:rPr>
+        <w:rFonts w:ascii="Wingdings" w:hAnsi="Wingdings" w:hint="default"/>
+        <w:sz w:val="20"/>
+      </w:rPr>
+    </w:lvl>
+    <w:lvl w:ilvl="4" w:tentative="1">
+      <w:start w:val="1"/>
+      <w:numFmt w:val="bullet"/>
+      <w:lvlText w:val=""/>
+      <w:lvlJc w:val="left"/>
+      <w:pPr>
+        <w:tabs>
+          <w:tab w:val="num" w:pos="3600"/>
+        </w:tabs>
+        <w:ind w:left="3600" w:hanging="360"/>
+      </w:pPr>
+      <w:rPr>
+        <w:rFonts w:ascii="Wingdings" w:hAnsi="Wingdings" w:hint="default"/>
+        <w:sz w:val="20"/>
+      </w:rPr>
+    </w:lvl>
+    <w:lvl w:ilvl="5" w:tentative="1">
+      <w:start w:val="1"/>
+      <w:numFmt w:val="bullet"/>
+      <w:lvlText w:val=""/>
+      <w:lvlJc w:val="left"/>
+      <w:pPr>
+        <w:tabs>
+          <w:tab w:val="num" w:pos="4320"/>
+        </w:tabs>
+        <w:ind w:left="4320" w:hanging="360"/>
+      </w:pPr>
+      <w:rPr>
+        <w:rFonts w:ascii="Wingdings" w:hAnsi="Wingdings" w:hint="default"/>
+        <w:sz w:val="20"/>
+      </w:rPr>
+    </w:lvl>
+    <w:lvl w:ilvl="6" w:tentative="1">
+      <w:start w:val="1"/>
+      <w:numFmt w:val="bullet"/>
+      <w:lvlText w:val=""/>
+      <w:lvlJc w:val="left"/>
+      <w:pPr>
+        <w:tabs>
+          <w:tab w:val="num" w:pos="5040"/>
+        </w:tabs>
+        <w:ind w:left="5040" w:hanging="360"/>
+      </w:pPr>
+      <w:rPr>
+        <w:rFonts w:ascii="Wingdings" w:hAnsi="Wingdings" w:hint="default"/>
+        <w:sz w:val="20"/>
+      </w:rPr>
+    </w:lvl>
+    <w:lvl w:ilvl="7" w:tentative="1">
+      <w:start w:val="1"/>
+      <w:numFmt w:val="bullet"/>
+      <w:lvlText w:val=""/>
+      <w:lvlJc w:val="left"/>
+      <w:pPr>
+        <w:tabs>
+          <w:tab w:val="num" w:pos="5760"/>
+        </w:tabs>
+        <w:ind w:left="5760" w:hanging="360"/>
+      </w:pPr>
+      <w:rPr>
+        <w:rFonts w:ascii="Wingdings" w:hAnsi="Wingdings" w:hint="default"/>
+        <w:sz w:val="20"/>
+      </w:rPr>
+    </w:lvl>
+    <w:lvl w:ilvl="8" w:tentative="1">
+      <w:start w:val="1"/>
+      <w:numFmt w:val="bullet"/>
+      <w:lvlText w:val=""/>
+      <w:lvlJc w:val="left"/>
+      <w:pPr>
+        <w:tabs>
+          <w:tab w:val="num" w:pos="6480"/>
+        </w:tabs>
+        <w:ind w:left="6480" w:hanging="360"/>
+      </w:pPr>
+      <w:rPr>
+        <w:rFonts w:ascii="Wingdings" w:hAnsi="Wingdings" w:hint="default"/>
+        <w:sz w:val="20"/>
+      </w:rPr>
+    </w:lvl>
+  </w:abstractNum>
+  <w:abstractNum w:abstractNumId="25" w15:restartNumberingAfterBreak="0">
+    <w:nsid w:val="7F4C630D"/>
+    <w:multiLevelType w:val="multilevel"/>
+    <w:tmpl w:val="4E244A0C"/>
+    <w:lvl w:ilvl="0">
+      <w:start w:val="1"/>
+      <w:numFmt w:val="bullet"/>
+      <w:lvlText w:val=""/>
+      <w:lvlJc w:val="left"/>
+      <w:pPr>
+        <w:tabs>
+          <w:tab w:val="num" w:pos="720"/>
+        </w:tabs>
+        <w:ind w:left="720" w:hanging="360"/>
+      </w:pPr>
+      <w:rPr>
+        <w:rFonts w:ascii="Symbol" w:hAnsi="Symbol" w:hint="default"/>
+        <w:sz w:val="20"/>
+      </w:rPr>
+    </w:lvl>
+    <w:lvl w:ilvl="1" w:tentative="1">
+      <w:start w:val="1"/>
+      <w:numFmt w:val="bullet"/>
+      <w:lvlText w:val="o"/>
+      <w:lvlJc w:val="left"/>
+      <w:pPr>
+        <w:tabs>
+          <w:tab w:val="num" w:pos="1440"/>
+        </w:tabs>
+        <w:ind w:left="1440" w:hanging="360"/>
+      </w:pPr>
+      <w:rPr>
+        <w:rFonts w:ascii="Courier New" w:hAnsi="Courier New" w:hint="default"/>
+        <w:sz w:val="20"/>
+      </w:rPr>
+    </w:lvl>
+    <w:lvl w:ilvl="2" w:tentative="1">
+      <w:start w:val="1"/>
+      <w:numFmt w:val="bullet"/>
+      <w:lvlText w:val=""/>
+      <w:lvlJc w:val="left"/>
+      <w:pPr>
+        <w:tabs>
+          <w:tab w:val="num" w:pos="2160"/>
+        </w:tabs>
+        <w:ind w:left="2160" w:hanging="360"/>
+      </w:pPr>
+      <w:rPr>
+        <w:rFonts w:ascii="Wingdings" w:hAnsi="Wingdings" w:hint="default"/>
+        <w:sz w:val="20"/>
+      </w:rPr>
+    </w:lvl>
+    <w:lvl w:ilvl="3" w:tentative="1">
+      <w:start w:val="1"/>
+      <w:numFmt w:val="bullet"/>
+      <w:lvlText w:val=""/>
+      <w:lvlJc w:val="left"/>
+      <w:pPr>
+        <w:tabs>
+          <w:tab w:val="num" w:pos="2880"/>
+        </w:tabs>
+        <w:ind w:left="2880" w:hanging="360"/>
+      </w:pPr>
+      <w:rPr>
+        <w:rFonts w:ascii="Wingdings" w:hAnsi="Wingdings" w:hint="default"/>
+        <w:sz w:val="20"/>
+      </w:rPr>
+    </w:lvl>
+    <w:lvl w:ilvl="4" w:tentative="1">
+      <w:start w:val="1"/>
+      <w:numFmt w:val="bullet"/>
+      <w:lvlText w:val=""/>
+      <w:lvlJc w:val="left"/>
+      <w:pPr>
+        <w:tabs>
+          <w:tab w:val="num" w:pos="3600"/>
+        </w:tabs>
+        <w:ind w:left="3600" w:hanging="360"/>
+      </w:pPr>
+      <w:rPr>
+        <w:rFonts w:ascii="Wingdings" w:hAnsi="Wingdings" w:hint="default"/>
+        <w:sz w:val="20"/>
+      </w:rPr>
+    </w:lvl>
+    <w:lvl w:ilvl="5" w:tentative="1">
+      <w:start w:val="1"/>
+      <w:numFmt w:val="bullet"/>
+      <w:lvlText w:val=""/>
+      <w:lvlJc w:val="left"/>
+      <w:pPr>
+        <w:tabs>
+          <w:tab w:val="num" w:pos="4320"/>
+        </w:tabs>
+        <w:ind w:left="4320" w:hanging="360"/>
+      </w:pPr>
+      <w:rPr>
+        <w:rFonts w:ascii="Wingdings" w:hAnsi="Wingdings" w:hint="default"/>
+        <w:sz w:val="20"/>
+      </w:rPr>
+    </w:lvl>
+    <w:lvl w:ilvl="6" w:tentative="1">
+      <w:start w:val="1"/>
+      <w:numFmt w:val="bullet"/>
+      <w:lvlText w:val=""/>
+      <w:lvlJc w:val="left"/>
+      <w:pPr>
+        <w:tabs>
+          <w:tab w:val="num" w:pos="5040"/>
+        </w:tabs>
+        <w:ind w:left="5040" w:hanging="360"/>
+      </w:pPr>
+      <w:rPr>
+        <w:rFonts w:ascii="Wingdings" w:hAnsi="Wingdings" w:hint="default"/>
+        <w:sz w:val="20"/>
+      </w:rPr>
+    </w:lvl>
+    <w:lvl w:ilvl="7" w:tentative="1">
+      <w:start w:val="1"/>
+      <w:numFmt w:val="bullet"/>
+      <w:lvlText w:val=""/>
+      <w:lvlJc w:val="left"/>
+      <w:pPr>
+        <w:tabs>
+          <w:tab w:val="num" w:pos="5760"/>
+        </w:tabs>
+        <w:ind w:left="5760" w:hanging="360"/>
+      </w:pPr>
+      <w:rPr>
+        <w:rFonts w:ascii="Wingdings" w:hAnsi="Wingdings" w:hint="default"/>
+        <w:sz w:val="20"/>
+      </w:rPr>
+    </w:lvl>
+    <w:lvl w:ilvl="8" w:tentative="1">
+      <w:start w:val="1"/>
+      <w:numFmt w:val="bullet"/>
+      <w:lvlText w:val=""/>
+      <w:lvlJc w:val="left"/>
+      <w:pPr>
+        <w:tabs>
+          <w:tab w:val="num" w:pos="6480"/>
+        </w:tabs>
+        <w:ind w:left="6480" w:hanging="360"/>
+      </w:pPr>
+      <w:rPr>
+        <w:rFonts w:ascii="Wingdings" w:hAnsi="Wingdings" w:hint="default"/>
+        <w:sz w:val="20"/>
+      </w:rPr>
+    </w:lvl>
+  </w:abstractNum>
   <w:num w:numId="1" w16cid:durableId="76756963">
+    <w:abstractNumId w:val="17"/>
+  </w:num>
+  <w:num w:numId="2" w16cid:durableId="194972871">
+    <w:abstractNumId w:val="22"/>
+  </w:num>
+  <w:num w:numId="3" w16cid:durableId="1065762372">
+    <w:abstractNumId w:val="8"/>
+  </w:num>
+  <w:num w:numId="4" w16cid:durableId="783426110">
+    <w:abstractNumId w:val="23"/>
+  </w:num>
+  <w:num w:numId="5" w16cid:durableId="735477365">
+    <w:abstractNumId w:val="6"/>
+  </w:num>
+  <w:num w:numId="6" w16cid:durableId="2102530685">
+    <w:abstractNumId w:val="12"/>
+  </w:num>
+  <w:num w:numId="7" w16cid:durableId="351733229">
     <w:abstractNumId w:val="0"/>
   </w:num>
-  <w:num w:numId="2" w16cid:durableId="194972871">
+  <w:num w:numId="8" w16cid:durableId="175581663">
+    <w:abstractNumId w:val="5"/>
+  </w:num>
+  <w:num w:numId="9" w16cid:durableId="492840839">
+    <w:abstractNumId w:val="25"/>
+  </w:num>
+  <w:num w:numId="10" w16cid:durableId="1653945425">
+    <w:abstractNumId w:val="4"/>
+  </w:num>
+  <w:num w:numId="11" w16cid:durableId="1243372569">
+    <w:abstractNumId w:val="3"/>
+  </w:num>
+  <w:num w:numId="12" w16cid:durableId="41878058">
+    <w:abstractNumId w:val="14"/>
+  </w:num>
+  <w:num w:numId="13" w16cid:durableId="1923489708">
+    <w:abstractNumId w:val="21"/>
+  </w:num>
+  <w:num w:numId="14" w16cid:durableId="112017616">
+    <w:abstractNumId w:val="16"/>
+  </w:num>
+  <w:num w:numId="15" w16cid:durableId="287707237">
     <w:abstractNumId w:val="1"/>
+  </w:num>
+  <w:num w:numId="16" w16cid:durableId="1480031344">
+    <w:abstractNumId w:val="13"/>
+  </w:num>
+  <w:num w:numId="17" w16cid:durableId="1081488555">
+    <w:abstractNumId w:val="2"/>
+  </w:num>
+  <w:num w:numId="18" w16cid:durableId="453447964">
+    <w:abstractNumId w:val="18"/>
+  </w:num>
+  <w:num w:numId="19" w16cid:durableId="246504306">
+    <w:abstractNumId w:val="9"/>
+  </w:num>
+  <w:num w:numId="20" w16cid:durableId="2088531634">
+    <w:abstractNumId w:val="24"/>
+  </w:num>
+  <w:num w:numId="21" w16cid:durableId="2086874046">
+    <w:abstractNumId w:val="15"/>
+  </w:num>
+  <w:num w:numId="22" w16cid:durableId="1005941623">
+    <w:abstractNumId w:val="11"/>
+  </w:num>
+  <w:num w:numId="23" w16cid:durableId="2039164137">
+    <w:abstractNumId w:val="20"/>
+  </w:num>
+  <w:num w:numId="24" w16cid:durableId="569853366">
+    <w:abstractNumId w:val="10"/>
+  </w:num>
+  <w:num w:numId="25" w16cid:durableId="1870606574">
+    <w:abstractNumId w:val="19"/>
+  </w:num>
+  <w:num w:numId="26" w16cid:durableId="900601122">
+    <w:abstractNumId w:val="7"/>
   </w:num>
 </w:numbering>
 </file>
@@ -3326,6 +7646,7 @@
   <w:style w:type="paragraph" w:default="1" w:styleId="Normal">
     <w:name w:val="Normal"/>
     <w:qFormat/>
+    <w:rsid w:val="00593E9C"/>
     <w:pPr>
       <w:spacing w:after="9" w:line="264" w:lineRule="auto"/>
       <w:ind w:left="204" w:hanging="10"/>
@@ -3338,7 +7659,6 @@
   <w:style w:type="character" w:default="1" w:styleId="Fuentedeprrafopredeter">
     <w:name w:val="Default Paragraph Font"/>
     <w:uiPriority w:val="1"/>
-    <w:semiHidden/>
     <w:unhideWhenUsed/>
   </w:style>
   <w:style w:type="table" w:default="1" w:styleId="Tablanormal">
@@ -3398,6 +7718,19 @@
       <w:ind w:left="720"/>
       <w:contextualSpacing/>
     </w:pPr>
+  </w:style>
+  <w:style w:type="paragraph" w:styleId="NormalWeb">
+    <w:name w:val="Normal (Web)"/>
+    <w:basedOn w:val="Normal"/>
+    <w:uiPriority w:val="99"/>
+    <w:semiHidden/>
+    <w:unhideWhenUsed/>
+    <w:rsid w:val="00593E9C"/>
+    <w:rPr>
+      <w:rFonts w:ascii="Times New Roman" w:hAnsi="Times New Roman" w:cs="Times New Roman"/>
+      <w:sz w:val="24"/>
+      <w:szCs w:val="24"/>
+    </w:rPr>
   </w:style>
 </w:styles>
 </file>
@@ -3698,6 +8031,23 @@
 </file>
 
 <file path=customXml/item1.xml><?xml version="1.0" encoding="utf-8"?>
+<p:properties xmlns:p="http://schemas.microsoft.com/office/2006/metadata/properties" xmlns:xsi="http://www.w3.org/2001/XMLSchema-instance" xmlns:pc="http://schemas.microsoft.com/office/infopath/2007/PartnerControls">
+  <documentManagement>
+    <_activity xmlns="8e57affb-f137-43bb-b411-f12b52d3656f" xsi:nil="true"/>
+  </documentManagement>
+</p:properties>
+</file>
+
+<file path=customXml/item2.xml><?xml version="1.0" encoding="utf-8"?>
+<?mso-contentType ?>
+<FormTemplates xmlns="http://schemas.microsoft.com/sharepoint/v3/contenttype/forms">
+  <Display>DocumentLibraryForm</Display>
+  <Edit>DocumentLibraryForm</Edit>
+  <New>DocumentLibraryForm</New>
+</FormTemplates>
+</file>
+
+<file path=customXml/item3.xml><?xml version="1.0" encoding="utf-8"?>
 <ct:contentTypeSchema xmlns:ct="http://schemas.microsoft.com/office/2006/metadata/contentType" xmlns:ma="http://schemas.microsoft.com/office/2006/metadata/properties/metaAttributes" ct:_="" ma:_="" ma:contentTypeName="Documento" ma:contentTypeID="0x010100AF5D25E1F8A21F4AA6955BA1010BF2A7" ma:contentTypeVersion="10" ma:contentTypeDescription="Crear nuevo documento." ma:contentTypeScope="" ma:versionID="9ae6d3ba0003f86bb8a7791e5f7b0632">
   <xsd:schema xmlns:xsd="http://www.w3.org/2001/XMLSchema" xmlns:xs="http://www.w3.org/2001/XMLSchema" xmlns:p="http://schemas.microsoft.com/office/2006/metadata/properties" xmlns:ns3="8e57affb-f137-43bb-b411-f12b52d3656f" targetNamespace="http://schemas.microsoft.com/office/2006/metadata/properties" ma:root="true" ma:fieldsID="4a29a560beae2c5d452ea19e9ad0641b" ns3:_="">
     <xsd:import namespace="8e57affb-f137-43bb-b411-f12b52d3656f"/>
@@ -3877,24 +8227,25 @@
 </ct:contentTypeSchema>
 </file>
 
-<file path=customXml/item2.xml><?xml version="1.0" encoding="utf-8"?>
-<?mso-contentType ?>
-<FormTemplates xmlns="http://schemas.microsoft.com/sharepoint/v3/contenttype/forms">
-  <Display>DocumentLibraryForm</Display>
-  <Edit>DocumentLibraryForm</Edit>
-  <New>DocumentLibraryForm</New>
-</FormTemplates>
+<file path=customXml/itemProps1.xml><?xml version="1.0" encoding="utf-8"?>
+<ds:datastoreItem xmlns:ds="http://schemas.openxmlformats.org/officeDocument/2006/customXml" ds:itemID="{0B13B17C-3BF3-495C-B165-B99CA6EF70D7}">
+  <ds:schemaRefs>
+    <ds:schemaRef ds:uri="http://schemas.microsoft.com/office/2006/metadata/properties"/>
+    <ds:schemaRef ds:uri="http://schemas.microsoft.com/office/infopath/2007/PartnerControls"/>
+    <ds:schemaRef ds:uri="8e57affb-f137-43bb-b411-f12b52d3656f"/>
+  </ds:schemaRefs>
+</ds:datastoreItem>
 </file>
 
-<file path=customXml/item3.xml><?xml version="1.0" encoding="utf-8"?>
-<p:properties xmlns:p="http://schemas.microsoft.com/office/2006/metadata/properties" xmlns:xsi="http://www.w3.org/2001/XMLSchema-instance" xmlns:pc="http://schemas.microsoft.com/office/infopath/2007/PartnerControls">
-  <documentManagement>
-    <_activity xmlns="8e57affb-f137-43bb-b411-f12b52d3656f" xsi:nil="true"/>
-  </documentManagement>
-</p:properties>
+<file path=customXml/itemProps2.xml><?xml version="1.0" encoding="utf-8"?>
+<ds:datastoreItem xmlns:ds="http://schemas.openxmlformats.org/officeDocument/2006/customXml" ds:itemID="{B45C2612-411B-4281-8B2B-BF8BA8D96D5B}">
+  <ds:schemaRefs>
+    <ds:schemaRef ds:uri="http://schemas.microsoft.com/sharepoint/v3/contenttype/forms"/>
+  </ds:schemaRefs>
+</ds:datastoreItem>
 </file>
 
-<file path=customXml/itemProps1.xml><?xml version="1.0" encoding="utf-8"?>
+<file path=customXml/itemProps3.xml><?xml version="1.0" encoding="utf-8"?>
 <ds:datastoreItem xmlns:ds="http://schemas.openxmlformats.org/officeDocument/2006/customXml" ds:itemID="{7E004733-DF2B-4723-8870-F0A26FB0087A}">
   <ds:schemaRefs>
     <ds:schemaRef ds:uri="http://schemas.microsoft.com/office/2006/metadata/contentType"/>
@@ -3910,22 +8261,4 @@
     <ds:schemaRef ds:uri="http://schemas.microsoft.com/internal/obd"/>
   </ds:schemaRefs>
 </ds:datastoreItem>
-</file>
-
-<file path=customXml/itemProps2.xml><?xml version="1.0" encoding="utf-8"?>
-<ds:datastoreItem xmlns:ds="http://schemas.openxmlformats.org/officeDocument/2006/customXml" ds:itemID="{B45C2612-411B-4281-8B2B-BF8BA8D96D5B}">
-  <ds:schemaRefs>
-    <ds:schemaRef ds:uri="http://schemas.microsoft.com/sharepoint/v3/contenttype/forms"/>
-  </ds:schemaRefs>
-</ds:datastoreItem>
-</file>
-
-<file path=customXml/itemProps3.xml><?xml version="1.0" encoding="utf-8"?>
-<ds:datastoreItem xmlns:ds="http://schemas.openxmlformats.org/officeDocument/2006/customXml" ds:itemID="{0B13B17C-3BF3-495C-B165-B99CA6EF70D7}">
-  <ds:schemaRefs>
-    <ds:schemaRef ds:uri="http://schemas.microsoft.com/office/2006/metadata/properties"/>
-    <ds:schemaRef ds:uri="http://schemas.microsoft.com/office/infopath/2007/PartnerControls"/>
-    <ds:schemaRef ds:uri="8e57affb-f137-43bb-b411-f12b52d3656f"/>
-  </ds:schemaRefs>
-</ds:datastoreItem>
 </file>